--- a/manual/Manual Aplikasi Ujian Online ZYA CBT Public - Administrator.docx
+++ b/manual/Manual Aplikasi Ujian Online ZYA CBT Public - Administrator.docx
@@ -1,6 +1,6 @@
 
 <file path=word/document.xml><?xml version="1.0" encoding="utf-8"?>
-<w:document xmlns:ve="http://schemas.openxmlformats.org/markup-compatibility/2006" xmlns:o="urn:schemas-microsoft-com:office:office" xmlns:r="http://schemas.openxmlformats.org/officeDocument/2006/relationships" xmlns:m="http://schemas.openxmlformats.org/officeDocument/2006/math" xmlns:v="urn:schemas-microsoft-com:vml" xmlns:wp="http://schemas.openxmlformats.org/drawingml/2006/wordprocessingDrawing" xmlns:w10="urn:schemas-microsoft-com:office:word" xmlns:w="http://schemas.openxmlformats.org/wordprocessingml/2006/main" xmlns:wne="http://schemas.microsoft.com/office/word/2006/wordml">
+<w:document xmlns:wpc="http://schemas.microsoft.com/office/word/2010/wordprocessingCanvas" xmlns:mc="http://schemas.openxmlformats.org/markup-compatibility/2006" xmlns:o="urn:schemas-microsoft-com:office:office" xmlns:r="http://schemas.openxmlformats.org/officeDocument/2006/relationships" xmlns:m="http://schemas.openxmlformats.org/officeDocument/2006/math" xmlns:v="urn:schemas-microsoft-com:vml" xmlns:wp14="http://schemas.microsoft.com/office/word/2010/wordprocessingDrawing" xmlns:wp="http://schemas.openxmlformats.org/drawingml/2006/wordprocessingDrawing" xmlns:w10="urn:schemas-microsoft-com:office:word" xmlns:w="http://schemas.openxmlformats.org/wordprocessingml/2006/main" xmlns:w14="http://schemas.microsoft.com/office/word/2010/wordml" xmlns:wpg="http://schemas.microsoft.com/office/word/2010/wordprocessingGroup" xmlns:wpi="http://schemas.microsoft.com/office/word/2010/wordprocessingInk" xmlns:wne="http://schemas.microsoft.com/office/word/2006/wordml" xmlns:wps="http://schemas.microsoft.com/office/word/2010/wordprocessingShape" mc:Ignorable="w14 wp14">
   <w:body>
     <w:p>
       <w:pPr>
@@ -212,7 +212,6 @@
         <w:rPr>
           <w:b/>
           <w:sz w:val="60"/>
-          <w:lang w:val="id-ID"/>
         </w:rPr>
       </w:pPr>
       <w:r>
@@ -221,8 +220,17 @@
           <w:sz w:val="60"/>
           <w:lang w:val="id-ID"/>
         </w:rPr>
-        <w:t>2020</w:t>
-      </w:r>
+        <w:t>202</w:t>
+      </w:r>
+      <w:r>
+        <w:rPr>
+          <w:b/>
+          <w:sz w:val="60"/>
+        </w:rPr>
+        <w:t>3</w:t>
+      </w:r>
+      <w:bookmarkStart w:id="0" w:name="_GoBack"/>
+      <w:bookmarkEnd w:id="0"/>
     </w:p>
     <w:p>
       <w:pPr>
@@ -3256,7 +3264,6 @@
           <w:noProof/>
           <w:sz w:val="24"/>
           <w:szCs w:val="24"/>
-          <w:lang w:val="id-ID" w:eastAsia="id-ID"/>
         </w:rPr>
         <w:drawing>
           <wp:inline distT="0" distB="0" distL="0" distR="0">
@@ -3271,138 +3278,6 @@
                 <pic:pic xmlns:pic="http://schemas.openxmlformats.org/drawingml/2006/picture">
                   <pic:nvPicPr>
                     <pic:cNvPr id="0" name="Picture 10"/>
-                    <pic:cNvPicPr>
-                      <a:picLocks noChangeAspect="1" noChangeArrowheads="1"/>
-                    </pic:cNvPicPr>
-                  </pic:nvPicPr>
-                  <pic:blipFill>
-                    <a:blip r:embed="rId7" cstate="print"/>
-                    <a:srcRect/>
-                    <a:stretch>
-                      <a:fillRect/>
-                    </a:stretch>
-                  </pic:blipFill>
-                  <pic:spPr bwMode="auto">
-                    <a:xfrm>
-                      <a:off x="0" y="0"/>
-                      <a:ext cx="5040000" cy="3413333"/>
-                    </a:xfrm>
-                    <a:prstGeom prst="rect">
-                      <a:avLst/>
-                    </a:prstGeom>
-                    <a:noFill/>
-                    <a:ln w="9525">
-                      <a:noFill/>
-                      <a:miter lim="800000"/>
-                      <a:headEnd/>
-                      <a:tailEnd/>
-                    </a:ln>
-                  </pic:spPr>
-                </pic:pic>
-              </a:graphicData>
-            </a:graphic>
-          </wp:inline>
-        </w:drawing>
-      </w:r>
-    </w:p>
-    <w:p>
-      <w:pPr>
-        <w:pStyle w:val="ListParagraph"/>
-        <w:spacing w:line="276" w:lineRule="auto"/>
-        <w:ind w:left="360"/>
-        <w:jc w:val="center"/>
-        <w:rPr>
-          <w:sz w:val="24"/>
-          <w:szCs w:val="24"/>
-          <w:lang w:val="id-ID"/>
-        </w:rPr>
-      </w:pPr>
-      <w:r>
-        <w:rPr>
-          <w:i/>
-          <w:sz w:val="24"/>
-          <w:szCs w:val="24"/>
-          <w:lang w:val="id-ID"/>
-        </w:rPr>
-        <w:t>Gambar Daftar Topik</w:t>
-      </w:r>
-    </w:p>
-    <w:p>
-      <w:pPr>
-        <w:pStyle w:val="ListParagraph"/>
-        <w:spacing w:line="276" w:lineRule="auto"/>
-        <w:ind w:left="360"/>
-        <w:jc w:val="both"/>
-        <w:rPr>
-          <w:sz w:val="24"/>
-          <w:szCs w:val="24"/>
-          <w:lang w:val="id-ID"/>
-        </w:rPr>
-      </w:pPr>
-    </w:p>
-    <w:p>
-      <w:pPr>
-        <w:pStyle w:val="ListParagraph"/>
-        <w:spacing w:line="276" w:lineRule="auto"/>
-        <w:ind w:left="360"/>
-        <w:jc w:val="both"/>
-        <w:rPr>
-          <w:sz w:val="24"/>
-          <w:szCs w:val="24"/>
-          <w:lang w:val="id-ID"/>
-        </w:rPr>
-      </w:pPr>
-      <w:r>
-        <w:rPr>
-          <w:sz w:val="24"/>
-          <w:szCs w:val="24"/>
-          <w:lang w:val="id-ID"/>
-        </w:rPr>
-        <w:t>Setelah mem</w:t>
-      </w:r>
-      <w:r>
-        <w:rPr>
-          <w:sz w:val="24"/>
-          <w:szCs w:val="24"/>
-          <w:lang w:val="id-ID"/>
-        </w:rPr>
-        <w:t xml:space="preserve">ilih Modul, Topik dapat ditambahkan dengan memilih menu Tambah Topik. </w:t>
-      </w:r>
-    </w:p>
-    <w:p>
-      <w:pPr>
-        <w:pStyle w:val="ListParagraph"/>
-        <w:spacing w:line="276" w:lineRule="auto"/>
-        <w:ind w:left="360"/>
-        <w:jc w:val="center"/>
-        <w:rPr>
-          <w:b/>
-          <w:sz w:val="24"/>
-          <w:szCs w:val="24"/>
-          <w:lang w:val="id-ID"/>
-        </w:rPr>
-      </w:pPr>
-      <w:r>
-        <w:rPr>
-          <w:b/>
-          <w:noProof/>
-          <w:sz w:val="24"/>
-          <w:szCs w:val="24"/>
-          <w:lang w:val="id-ID" w:eastAsia="id-ID"/>
-        </w:rPr>
-        <w:drawing>
-          <wp:inline distT="0" distB="0" distL="0" distR="0">
-            <wp:extent cx="5040000" cy="3413333"/>
-            <wp:effectExtent l="19050" t="0" r="8250" b="0"/>
-            <wp:docPr id="13" name="Picture 13"/>
-            <wp:cNvGraphicFramePr>
-              <a:graphicFrameLocks xmlns:a="http://schemas.openxmlformats.org/drawingml/2006/main" noChangeAspect="1"/>
-            </wp:cNvGraphicFramePr>
-            <a:graphic xmlns:a="http://schemas.openxmlformats.org/drawingml/2006/main">
-              <a:graphicData uri="http://schemas.openxmlformats.org/drawingml/2006/picture">
-                <pic:pic xmlns:pic="http://schemas.openxmlformats.org/drawingml/2006/picture">
-                  <pic:nvPicPr>
-                    <pic:cNvPr id="0" name="Picture 13"/>
                     <pic:cNvPicPr>
                       <a:picLocks noChangeAspect="1" noChangeArrowheads="1"/>
                     </pic:cNvPicPr>
@@ -3456,94 +3331,49 @@
           <w:szCs w:val="24"/>
           <w:lang w:val="id-ID"/>
         </w:rPr>
-        <w:t>Gambar Tambah Topik</w:t>
-      </w:r>
-    </w:p>
-    <w:p>
-      <w:pPr>
-        <w:pStyle w:val="ListParagraph"/>
-        <w:spacing w:line="276" w:lineRule="auto"/>
-        <w:ind w:left="360"/>
-        <w:jc w:val="center"/>
-        <w:rPr>
-          <w:sz w:val="24"/>
-          <w:szCs w:val="24"/>
-          <w:lang w:val="id-ID"/>
-        </w:rPr>
-      </w:pPr>
-    </w:p>
-    <w:p>
-      <w:pPr>
-        <w:pStyle w:val="ListParagraph"/>
-        <w:spacing w:line="276" w:lineRule="auto"/>
-        <w:ind w:left="360"/>
-        <w:jc w:val="center"/>
-        <w:rPr>
-          <w:sz w:val="24"/>
-          <w:szCs w:val="24"/>
-          <w:lang w:val="id-ID"/>
-        </w:rPr>
-      </w:pPr>
-    </w:p>
-    <w:p>
-      <w:pPr>
-        <w:pStyle w:val="ListParagraph"/>
-        <w:spacing w:line="276" w:lineRule="auto"/>
-        <w:ind w:left="360"/>
-        <w:jc w:val="center"/>
-        <w:rPr>
-          <w:sz w:val="24"/>
-          <w:szCs w:val="24"/>
-          <w:lang w:val="id-ID"/>
-        </w:rPr>
-      </w:pPr>
-    </w:p>
-    <w:p>
-      <w:pPr>
-        <w:pStyle w:val="ListParagraph"/>
-        <w:numPr>
-          <w:ilvl w:val="1"/>
-          <w:numId w:val="10"/>
-        </w:numPr>
-        <w:spacing w:line="276" w:lineRule="auto"/>
-        <w:jc w:val="both"/>
-        <w:rPr>
-          <w:b/>
-          <w:sz w:val="24"/>
-          <w:szCs w:val="24"/>
-          <w:lang w:val="id-ID"/>
-        </w:rPr>
-      </w:pPr>
-      <w:r>
-        <w:rPr>
-          <w:b/>
-          <w:sz w:val="24"/>
-          <w:szCs w:val="24"/>
-          <w:lang w:val="id-ID"/>
-        </w:rPr>
-        <w:lastRenderedPageBreak/>
-        <w:t>Soal</w:t>
-      </w:r>
-    </w:p>
-    <w:p>
-      <w:pPr>
-        <w:pStyle w:val="ListParagraph"/>
-        <w:spacing w:line="276" w:lineRule="auto"/>
-        <w:ind w:left="360"/>
-        <w:jc w:val="both"/>
-        <w:rPr>
-          <w:sz w:val="24"/>
-          <w:szCs w:val="24"/>
-          <w:lang w:val="id-ID"/>
-        </w:rPr>
-      </w:pPr>
-      <w:r>
-        <w:rPr>
-          <w:sz w:val="24"/>
-          <w:szCs w:val="24"/>
-          <w:lang w:val="id-ID"/>
-        </w:rPr>
-        <w:t xml:space="preserve">Untuk menambah Soal, pastikan Topik sudah dipilih terlebih dahulu. </w:t>
+        <w:t>Gambar Daftar Topik</w:t>
+      </w:r>
+    </w:p>
+    <w:p>
+      <w:pPr>
+        <w:pStyle w:val="ListParagraph"/>
+        <w:spacing w:line="276" w:lineRule="auto"/>
+        <w:ind w:left="360"/>
+        <w:jc w:val="both"/>
+        <w:rPr>
+          <w:sz w:val="24"/>
+          <w:szCs w:val="24"/>
+          <w:lang w:val="id-ID"/>
+        </w:rPr>
+      </w:pPr>
+    </w:p>
+    <w:p>
+      <w:pPr>
+        <w:pStyle w:val="ListParagraph"/>
+        <w:spacing w:line="276" w:lineRule="auto"/>
+        <w:ind w:left="360"/>
+        <w:jc w:val="both"/>
+        <w:rPr>
+          <w:sz w:val="24"/>
+          <w:szCs w:val="24"/>
+          <w:lang w:val="id-ID"/>
+        </w:rPr>
+      </w:pPr>
+      <w:r>
+        <w:rPr>
+          <w:sz w:val="24"/>
+          <w:szCs w:val="24"/>
+          <w:lang w:val="id-ID"/>
+        </w:rPr>
+        <w:t>Setelah mem</w:t>
+      </w:r>
+      <w:r>
+        <w:rPr>
+          <w:sz w:val="24"/>
+          <w:szCs w:val="24"/>
+          <w:lang w:val="id-ID"/>
+        </w:rPr>
+        <w:t xml:space="preserve">ilih Modul, Topik dapat ditambahkan dengan memilih menu Tambah Topik. </w:t>
       </w:r>
     </w:p>
     <w:p>
@@ -3565,13 +3395,12 @@
           <w:noProof/>
           <w:sz w:val="24"/>
           <w:szCs w:val="24"/>
-          <w:lang w:val="id-ID" w:eastAsia="id-ID"/>
         </w:rPr>
         <w:drawing>
           <wp:inline distT="0" distB="0" distL="0" distR="0">
             <wp:extent cx="5040000" cy="3413333"/>
             <wp:effectExtent l="19050" t="0" r="8250" b="0"/>
-            <wp:docPr id="16" name="Picture 16"/>
+            <wp:docPr id="13" name="Picture 13"/>
             <wp:cNvGraphicFramePr>
               <a:graphicFrameLocks xmlns:a="http://schemas.openxmlformats.org/drawingml/2006/main" noChangeAspect="1"/>
             </wp:cNvGraphicFramePr>
@@ -3579,7 +3408,7 @@
               <a:graphicData uri="http://schemas.openxmlformats.org/drawingml/2006/picture">
                 <pic:pic xmlns:pic="http://schemas.openxmlformats.org/drawingml/2006/picture">
                   <pic:nvPicPr>
-                    <pic:cNvPr id="0" name="Picture 16"/>
+                    <pic:cNvPr id="0" name="Picture 13"/>
                     <pic:cNvPicPr>
                       <a:picLocks noChangeAspect="1" noChangeArrowheads="1"/>
                     </pic:cNvPicPr>
@@ -3633,41 +3462,94 @@
           <w:szCs w:val="24"/>
           <w:lang w:val="id-ID"/>
         </w:rPr>
-        <w:t>Gambar Menambah Soal</w:t>
-      </w:r>
-    </w:p>
-    <w:p>
-      <w:pPr>
-        <w:pStyle w:val="ListParagraph"/>
-        <w:spacing w:line="276" w:lineRule="auto"/>
-        <w:ind w:left="360"/>
-        <w:jc w:val="center"/>
-        <w:rPr>
-          <w:sz w:val="24"/>
-          <w:szCs w:val="24"/>
-          <w:lang w:val="id-ID"/>
-        </w:rPr>
-      </w:pPr>
-    </w:p>
-    <w:p>
-      <w:pPr>
-        <w:pStyle w:val="ListParagraph"/>
-        <w:spacing w:line="276" w:lineRule="auto"/>
-        <w:ind w:left="360"/>
-        <w:jc w:val="both"/>
-        <w:rPr>
-          <w:sz w:val="24"/>
-          <w:szCs w:val="24"/>
-          <w:lang w:val="id-ID"/>
-        </w:rPr>
-      </w:pPr>
-      <w:r>
-        <w:rPr>
-          <w:sz w:val="24"/>
-          <w:szCs w:val="24"/>
-          <w:lang w:val="id-ID"/>
-        </w:rPr>
-        <w:t>Dalam menambah Soal, ada beberapa opsi yang dapat digunakan. Seperti menambah file Audio dan juga menentukan jenis soal.</w:t>
+        <w:t>Gambar Tambah Topik</w:t>
+      </w:r>
+    </w:p>
+    <w:p>
+      <w:pPr>
+        <w:pStyle w:val="ListParagraph"/>
+        <w:spacing w:line="276" w:lineRule="auto"/>
+        <w:ind w:left="360"/>
+        <w:jc w:val="center"/>
+        <w:rPr>
+          <w:sz w:val="24"/>
+          <w:szCs w:val="24"/>
+          <w:lang w:val="id-ID"/>
+        </w:rPr>
+      </w:pPr>
+    </w:p>
+    <w:p>
+      <w:pPr>
+        <w:pStyle w:val="ListParagraph"/>
+        <w:spacing w:line="276" w:lineRule="auto"/>
+        <w:ind w:left="360"/>
+        <w:jc w:val="center"/>
+        <w:rPr>
+          <w:sz w:val="24"/>
+          <w:szCs w:val="24"/>
+          <w:lang w:val="id-ID"/>
+        </w:rPr>
+      </w:pPr>
+    </w:p>
+    <w:p>
+      <w:pPr>
+        <w:pStyle w:val="ListParagraph"/>
+        <w:spacing w:line="276" w:lineRule="auto"/>
+        <w:ind w:left="360"/>
+        <w:jc w:val="center"/>
+        <w:rPr>
+          <w:sz w:val="24"/>
+          <w:szCs w:val="24"/>
+          <w:lang w:val="id-ID"/>
+        </w:rPr>
+      </w:pPr>
+    </w:p>
+    <w:p>
+      <w:pPr>
+        <w:pStyle w:val="ListParagraph"/>
+        <w:numPr>
+          <w:ilvl w:val="1"/>
+          <w:numId w:val="10"/>
+        </w:numPr>
+        <w:spacing w:line="276" w:lineRule="auto"/>
+        <w:jc w:val="both"/>
+        <w:rPr>
+          <w:b/>
+          <w:sz w:val="24"/>
+          <w:szCs w:val="24"/>
+          <w:lang w:val="id-ID"/>
+        </w:rPr>
+      </w:pPr>
+      <w:r>
+        <w:rPr>
+          <w:b/>
+          <w:sz w:val="24"/>
+          <w:szCs w:val="24"/>
+          <w:lang w:val="id-ID"/>
+        </w:rPr>
+        <w:lastRenderedPageBreak/>
+        <w:t>Soal</w:t>
+      </w:r>
+    </w:p>
+    <w:p>
+      <w:pPr>
+        <w:pStyle w:val="ListParagraph"/>
+        <w:spacing w:line="276" w:lineRule="auto"/>
+        <w:ind w:left="360"/>
+        <w:jc w:val="both"/>
+        <w:rPr>
+          <w:sz w:val="24"/>
+          <w:szCs w:val="24"/>
+          <w:lang w:val="id-ID"/>
+        </w:rPr>
+      </w:pPr>
+      <w:r>
+        <w:rPr>
+          <w:sz w:val="24"/>
+          <w:szCs w:val="24"/>
+          <w:lang w:val="id-ID"/>
+        </w:rPr>
+        <w:t xml:space="preserve">Untuk menambah Soal, pastikan Topik sudah dipilih terlebih dahulu. </w:t>
       </w:r>
     </w:p>
     <w:p>
@@ -3689,13 +3571,12 @@
           <w:noProof/>
           <w:sz w:val="24"/>
           <w:szCs w:val="24"/>
-          <w:lang w:val="id-ID" w:eastAsia="id-ID"/>
         </w:rPr>
         <w:drawing>
           <wp:inline distT="0" distB="0" distL="0" distR="0">
             <wp:extent cx="5040000" cy="3413333"/>
             <wp:effectExtent l="19050" t="0" r="8250" b="0"/>
-            <wp:docPr id="19" name="Picture 19"/>
+            <wp:docPr id="16" name="Picture 16"/>
             <wp:cNvGraphicFramePr>
               <a:graphicFrameLocks xmlns:a="http://schemas.openxmlformats.org/drawingml/2006/main" noChangeAspect="1"/>
             </wp:cNvGraphicFramePr>
@@ -3703,7 +3584,7 @@
               <a:graphicData uri="http://schemas.openxmlformats.org/drawingml/2006/picture">
                 <pic:pic xmlns:pic="http://schemas.openxmlformats.org/drawingml/2006/picture">
                   <pic:nvPicPr>
-                    <pic:cNvPr id="0" name="Picture 19"/>
+                    <pic:cNvPr id="0" name="Picture 16"/>
                     <pic:cNvPicPr>
                       <a:picLocks noChangeAspect="1" noChangeArrowheads="1"/>
                     </pic:cNvPicPr>
@@ -3745,98 +3626,53 @@
         <w:ind w:left="360"/>
         <w:jc w:val="center"/>
         <w:rPr>
+          <w:sz w:val="24"/>
+          <w:szCs w:val="24"/>
+          <w:lang w:val="id-ID"/>
+        </w:rPr>
+      </w:pPr>
+      <w:r>
+        <w:rPr>
           <w:i/>
           <w:sz w:val="24"/>
           <w:szCs w:val="24"/>
           <w:lang w:val="id-ID"/>
         </w:rPr>
-      </w:pPr>
-      <w:r>
-        <w:rPr>
-          <w:i/>
-          <w:sz w:val="24"/>
-          <w:szCs w:val="24"/>
-          <w:lang w:val="id-ID"/>
-        </w:rPr>
-        <w:t>Gambar Opsi Soal</w:t>
-      </w:r>
-    </w:p>
-    <w:p>
-      <w:pPr>
-        <w:pStyle w:val="ListParagraph"/>
-        <w:spacing w:line="276" w:lineRule="auto"/>
-        <w:ind w:left="360"/>
-        <w:jc w:val="center"/>
-        <w:rPr>
-          <w:b/>
-          <w:sz w:val="24"/>
-          <w:szCs w:val="24"/>
-          <w:lang w:val="id-ID"/>
-        </w:rPr>
-      </w:pPr>
-    </w:p>
-    <w:p>
-      <w:pPr>
-        <w:pStyle w:val="ListParagraph"/>
-        <w:spacing w:line="276" w:lineRule="auto"/>
-        <w:ind w:left="360"/>
-        <w:jc w:val="center"/>
-        <w:rPr>
-          <w:b/>
-          <w:sz w:val="24"/>
-          <w:szCs w:val="24"/>
-          <w:lang w:val="id-ID"/>
-        </w:rPr>
-      </w:pPr>
-    </w:p>
-    <w:p>
-      <w:pPr>
-        <w:pStyle w:val="ListParagraph"/>
-        <w:spacing w:line="276" w:lineRule="auto"/>
-        <w:ind w:left="360"/>
-        <w:jc w:val="center"/>
-        <w:rPr>
-          <w:b/>
-          <w:sz w:val="24"/>
-          <w:szCs w:val="24"/>
-          <w:lang w:val="id-ID"/>
-        </w:rPr>
-      </w:pPr>
-    </w:p>
-    <w:p>
-      <w:pPr>
-        <w:pStyle w:val="ListParagraph"/>
-        <w:spacing w:line="276" w:lineRule="auto"/>
-        <w:ind w:left="360"/>
-        <w:jc w:val="center"/>
-        <w:rPr>
-          <w:b/>
-          <w:sz w:val="24"/>
-          <w:szCs w:val="24"/>
-          <w:lang w:val="id-ID"/>
-        </w:rPr>
-      </w:pPr>
-    </w:p>
-    <w:p>
-      <w:pPr>
-        <w:pStyle w:val="ListParagraph"/>
-        <w:spacing w:line="276" w:lineRule="auto"/>
-        <w:ind w:left="360"/>
-        <w:jc w:val="both"/>
-        <w:rPr>
-          <w:sz w:val="24"/>
-          <w:szCs w:val="24"/>
-          <w:lang w:val="id-ID"/>
-        </w:rPr>
-      </w:pPr>
-      <w:r>
-        <w:rPr>
-          <w:sz w:val="24"/>
-          <w:szCs w:val="24"/>
-          <w:lang w:val="id-ID"/>
-        </w:rPr>
-        <w:lastRenderedPageBreak/>
-        <w:t xml:space="preserve">Pada bagian bawah halaman menampilkan semua Soal yang terdapat pada Topik yang sudah dipilih. Pada bagian kanan tabel, terdapat opsi yang digunakan untuk menambah Jawaban pada setiap Soal, mengubah Soal, dan menghapus Soal. </w:t>
+        <w:t>Gambar Menambah Soal</w:t>
+      </w:r>
+    </w:p>
+    <w:p>
+      <w:pPr>
+        <w:pStyle w:val="ListParagraph"/>
+        <w:spacing w:line="276" w:lineRule="auto"/>
+        <w:ind w:left="360"/>
+        <w:jc w:val="center"/>
+        <w:rPr>
+          <w:sz w:val="24"/>
+          <w:szCs w:val="24"/>
+          <w:lang w:val="id-ID"/>
+        </w:rPr>
+      </w:pPr>
+    </w:p>
+    <w:p>
+      <w:pPr>
+        <w:pStyle w:val="ListParagraph"/>
+        <w:spacing w:line="276" w:lineRule="auto"/>
+        <w:ind w:left="360"/>
+        <w:jc w:val="both"/>
+        <w:rPr>
+          <w:sz w:val="24"/>
+          <w:szCs w:val="24"/>
+          <w:lang w:val="id-ID"/>
+        </w:rPr>
+      </w:pPr>
+      <w:r>
+        <w:rPr>
+          <w:sz w:val="24"/>
+          <w:szCs w:val="24"/>
+          <w:lang w:val="id-ID"/>
+        </w:rPr>
+        <w:t>Dalam menambah Soal, ada beberapa opsi yang dapat digunakan. Seperti menambah file Audio dan juga menentukan jenis soal.</w:t>
       </w:r>
     </w:p>
     <w:p>
@@ -3858,13 +3694,12 @@
           <w:noProof/>
           <w:sz w:val="24"/>
           <w:szCs w:val="24"/>
-          <w:lang w:val="id-ID" w:eastAsia="id-ID"/>
         </w:rPr>
         <w:drawing>
           <wp:inline distT="0" distB="0" distL="0" distR="0">
             <wp:extent cx="5040000" cy="3413333"/>
             <wp:effectExtent l="19050" t="0" r="8250" b="0"/>
-            <wp:docPr id="22" name="Picture 22"/>
+            <wp:docPr id="19" name="Picture 19"/>
             <wp:cNvGraphicFramePr>
               <a:graphicFrameLocks xmlns:a="http://schemas.openxmlformats.org/drawingml/2006/main" noChangeAspect="1"/>
             </wp:cNvGraphicFramePr>
@@ -3872,7 +3707,7 @@
               <a:graphicData uri="http://schemas.openxmlformats.org/drawingml/2006/picture">
                 <pic:pic xmlns:pic="http://schemas.openxmlformats.org/drawingml/2006/picture">
                   <pic:nvPicPr>
-                    <pic:cNvPr id="0" name="Picture 22"/>
+                    <pic:cNvPr id="0" name="Picture 19"/>
                     <pic:cNvPicPr>
                       <a:picLocks noChangeAspect="1" noChangeArrowheads="1"/>
                     </pic:cNvPicPr>
@@ -3927,6 +3762,174 @@
           <w:szCs w:val="24"/>
           <w:lang w:val="id-ID"/>
         </w:rPr>
+        <w:t>Gambar Opsi Soal</w:t>
+      </w:r>
+    </w:p>
+    <w:p>
+      <w:pPr>
+        <w:pStyle w:val="ListParagraph"/>
+        <w:spacing w:line="276" w:lineRule="auto"/>
+        <w:ind w:left="360"/>
+        <w:jc w:val="center"/>
+        <w:rPr>
+          <w:b/>
+          <w:sz w:val="24"/>
+          <w:szCs w:val="24"/>
+          <w:lang w:val="id-ID"/>
+        </w:rPr>
+      </w:pPr>
+    </w:p>
+    <w:p>
+      <w:pPr>
+        <w:pStyle w:val="ListParagraph"/>
+        <w:spacing w:line="276" w:lineRule="auto"/>
+        <w:ind w:left="360"/>
+        <w:jc w:val="center"/>
+        <w:rPr>
+          <w:b/>
+          <w:sz w:val="24"/>
+          <w:szCs w:val="24"/>
+          <w:lang w:val="id-ID"/>
+        </w:rPr>
+      </w:pPr>
+    </w:p>
+    <w:p>
+      <w:pPr>
+        <w:pStyle w:val="ListParagraph"/>
+        <w:spacing w:line="276" w:lineRule="auto"/>
+        <w:ind w:left="360"/>
+        <w:jc w:val="center"/>
+        <w:rPr>
+          <w:b/>
+          <w:sz w:val="24"/>
+          <w:szCs w:val="24"/>
+          <w:lang w:val="id-ID"/>
+        </w:rPr>
+      </w:pPr>
+    </w:p>
+    <w:p>
+      <w:pPr>
+        <w:pStyle w:val="ListParagraph"/>
+        <w:spacing w:line="276" w:lineRule="auto"/>
+        <w:ind w:left="360"/>
+        <w:jc w:val="center"/>
+        <w:rPr>
+          <w:b/>
+          <w:sz w:val="24"/>
+          <w:szCs w:val="24"/>
+          <w:lang w:val="id-ID"/>
+        </w:rPr>
+      </w:pPr>
+    </w:p>
+    <w:p>
+      <w:pPr>
+        <w:pStyle w:val="ListParagraph"/>
+        <w:spacing w:line="276" w:lineRule="auto"/>
+        <w:ind w:left="360"/>
+        <w:jc w:val="both"/>
+        <w:rPr>
+          <w:sz w:val="24"/>
+          <w:szCs w:val="24"/>
+          <w:lang w:val="id-ID"/>
+        </w:rPr>
+      </w:pPr>
+      <w:r>
+        <w:rPr>
+          <w:sz w:val="24"/>
+          <w:szCs w:val="24"/>
+          <w:lang w:val="id-ID"/>
+        </w:rPr>
+        <w:lastRenderedPageBreak/>
+        <w:t xml:space="preserve">Pada bagian bawah halaman menampilkan semua Soal yang terdapat pada Topik yang sudah dipilih. Pada bagian kanan tabel, terdapat opsi yang digunakan untuk menambah Jawaban pada setiap Soal, mengubah Soal, dan menghapus Soal. </w:t>
+      </w:r>
+    </w:p>
+    <w:p>
+      <w:pPr>
+        <w:pStyle w:val="ListParagraph"/>
+        <w:spacing w:line="276" w:lineRule="auto"/>
+        <w:ind w:left="360"/>
+        <w:jc w:val="center"/>
+        <w:rPr>
+          <w:b/>
+          <w:sz w:val="24"/>
+          <w:szCs w:val="24"/>
+          <w:lang w:val="id-ID"/>
+        </w:rPr>
+      </w:pPr>
+      <w:r>
+        <w:rPr>
+          <w:b/>
+          <w:noProof/>
+          <w:sz w:val="24"/>
+          <w:szCs w:val="24"/>
+        </w:rPr>
+        <w:drawing>
+          <wp:inline distT="0" distB="0" distL="0" distR="0">
+            <wp:extent cx="5040000" cy="3413333"/>
+            <wp:effectExtent l="19050" t="0" r="8250" b="0"/>
+            <wp:docPr id="22" name="Picture 22"/>
+            <wp:cNvGraphicFramePr>
+              <a:graphicFrameLocks xmlns:a="http://schemas.openxmlformats.org/drawingml/2006/main" noChangeAspect="1"/>
+            </wp:cNvGraphicFramePr>
+            <a:graphic xmlns:a="http://schemas.openxmlformats.org/drawingml/2006/main">
+              <a:graphicData uri="http://schemas.openxmlformats.org/drawingml/2006/picture">
+                <pic:pic xmlns:pic="http://schemas.openxmlformats.org/drawingml/2006/picture">
+                  <pic:nvPicPr>
+                    <pic:cNvPr id="0" name="Picture 22"/>
+                    <pic:cNvPicPr>
+                      <a:picLocks noChangeAspect="1" noChangeArrowheads="1"/>
+                    </pic:cNvPicPr>
+                  </pic:nvPicPr>
+                  <pic:blipFill>
+                    <a:blip r:embed="rId12" cstate="print"/>
+                    <a:srcRect/>
+                    <a:stretch>
+                      <a:fillRect/>
+                    </a:stretch>
+                  </pic:blipFill>
+                  <pic:spPr bwMode="auto">
+                    <a:xfrm>
+                      <a:off x="0" y="0"/>
+                      <a:ext cx="5040000" cy="3413333"/>
+                    </a:xfrm>
+                    <a:prstGeom prst="rect">
+                      <a:avLst/>
+                    </a:prstGeom>
+                    <a:noFill/>
+                    <a:ln w="9525">
+                      <a:noFill/>
+                      <a:miter lim="800000"/>
+                      <a:headEnd/>
+                      <a:tailEnd/>
+                    </a:ln>
+                  </pic:spPr>
+                </pic:pic>
+              </a:graphicData>
+            </a:graphic>
+          </wp:inline>
+        </w:drawing>
+      </w:r>
+    </w:p>
+    <w:p>
+      <w:pPr>
+        <w:pStyle w:val="ListParagraph"/>
+        <w:spacing w:line="276" w:lineRule="auto"/>
+        <w:ind w:left="360"/>
+        <w:jc w:val="center"/>
+        <w:rPr>
+          <w:i/>
+          <w:sz w:val="24"/>
+          <w:szCs w:val="24"/>
+          <w:lang w:val="id-ID"/>
+        </w:rPr>
+      </w:pPr>
+      <w:r>
+        <w:rPr>
+          <w:i/>
+          <w:sz w:val="24"/>
+          <w:szCs w:val="24"/>
+          <w:lang w:val="id-ID"/>
+        </w:rPr>
         <w:t>Gambar Daftar Soal</w:t>
       </w:r>
     </w:p>
@@ -4007,7 +4010,6 @@
           <w:noProof/>
           <w:sz w:val="24"/>
           <w:szCs w:val="24"/>
-          <w:lang w:val="id-ID" w:eastAsia="id-ID"/>
         </w:rPr>
         <w:drawing>
           <wp:inline distT="0" distB="0" distL="0" distR="0">
@@ -4027,7 +4029,7 @@
                     </pic:cNvPicPr>
                   </pic:nvPicPr>
                   <pic:blipFill>
-                    <a:blip r:embed="rId12" cstate="print"/>
+                    <a:blip r:embed="rId13" cstate="print"/>
                     <a:srcRect/>
                     <a:stretch>
                       <a:fillRect/>
@@ -4117,7 +4119,6 @@
           <w:noProof/>
           <w:sz w:val="24"/>
           <w:szCs w:val="24"/>
-          <w:lang w:val="id-ID" w:eastAsia="id-ID"/>
         </w:rPr>
         <w:lastRenderedPageBreak/>
         <w:drawing>
@@ -4138,7 +4139,7 @@
                     </pic:cNvPicPr>
                   </pic:nvPicPr>
                   <pic:blipFill>
-                    <a:blip r:embed="rId13" cstate="print"/>
+                    <a:blip r:embed="rId14" cstate="print"/>
                     <a:srcRect/>
                     <a:stretch>
                       <a:fillRect/>
@@ -4227,7 +4228,6 @@
           <w:noProof/>
           <w:sz w:val="24"/>
           <w:szCs w:val="24"/>
-          <w:lang w:val="id-ID" w:eastAsia="id-ID"/>
         </w:rPr>
         <w:drawing>
           <wp:inline distT="0" distB="0" distL="0" distR="0">
@@ -4247,7 +4247,7 @@
                     </pic:cNvPicPr>
                   </pic:nvPicPr>
                   <pic:blipFill>
-                    <a:blip r:embed="rId14" cstate="print"/>
+                    <a:blip r:embed="rId15" cstate="print"/>
                     <a:srcRect/>
                     <a:stretch>
                       <a:fillRect/>
@@ -4517,7 +4517,6 @@
           <w:noProof/>
           <w:sz w:val="24"/>
           <w:szCs w:val="24"/>
-          <w:lang w:val="id-ID" w:eastAsia="id-ID"/>
         </w:rPr>
         <w:drawing>
           <wp:inline distT="0" distB="0" distL="0" distR="0">
@@ -4532,165 +4531,6 @@
                 <pic:pic xmlns:pic="http://schemas.openxmlformats.org/drawingml/2006/picture">
                   <pic:nvPicPr>
                     <pic:cNvPr id="0" name="Picture 25"/>
-                    <pic:cNvPicPr>
-                      <a:picLocks noChangeAspect="1" noChangeArrowheads="1"/>
-                    </pic:cNvPicPr>
-                  </pic:nvPicPr>
-                  <pic:blipFill>
-                    <a:blip r:embed="rId15" cstate="print"/>
-                    <a:srcRect/>
-                    <a:stretch>
-                      <a:fillRect/>
-                    </a:stretch>
-                  </pic:blipFill>
-                  <pic:spPr bwMode="auto">
-                    <a:xfrm>
-                      <a:off x="0" y="0"/>
-                      <a:ext cx="5040000" cy="3413333"/>
-                    </a:xfrm>
-                    <a:prstGeom prst="rect">
-                      <a:avLst/>
-                    </a:prstGeom>
-                    <a:noFill/>
-                    <a:ln w="9525">
-                      <a:noFill/>
-                      <a:miter lim="800000"/>
-                      <a:headEnd/>
-                      <a:tailEnd/>
-                    </a:ln>
-                  </pic:spPr>
-                </pic:pic>
-              </a:graphicData>
-            </a:graphic>
-          </wp:inline>
-        </w:drawing>
-      </w:r>
-    </w:p>
-    <w:p>
-      <w:pPr>
-        <w:pStyle w:val="ListParagraph"/>
-        <w:spacing w:line="276" w:lineRule="auto"/>
-        <w:ind w:left="360"/>
-        <w:jc w:val="center"/>
-        <w:rPr>
-          <w:i/>
-          <w:sz w:val="24"/>
-          <w:szCs w:val="24"/>
-          <w:lang w:val="id-ID"/>
-        </w:rPr>
-      </w:pPr>
-      <w:r>
-        <w:rPr>
-          <w:i/>
-          <w:sz w:val="24"/>
-          <w:szCs w:val="24"/>
-          <w:lang w:val="id-ID"/>
-        </w:rPr>
-        <w:t>Gambar Import Soal</w:t>
-      </w:r>
-    </w:p>
-    <w:p>
-      <w:pPr>
-        <w:pStyle w:val="ListParagraph"/>
-        <w:spacing w:line="276" w:lineRule="auto"/>
-        <w:ind w:left="360"/>
-        <w:jc w:val="center"/>
-        <w:rPr>
-          <w:sz w:val="24"/>
-          <w:szCs w:val="24"/>
-          <w:lang w:val="id-ID"/>
-        </w:rPr>
-      </w:pPr>
-    </w:p>
-    <w:p>
-      <w:pPr>
-        <w:pStyle w:val="ListParagraph"/>
-        <w:numPr>
-          <w:ilvl w:val="1"/>
-          <w:numId w:val="10"/>
-        </w:numPr>
-        <w:spacing w:line="276" w:lineRule="auto"/>
-        <w:jc w:val="both"/>
-        <w:rPr>
-          <w:b/>
-          <w:sz w:val="24"/>
-          <w:szCs w:val="24"/>
-          <w:lang w:val="id-ID"/>
-        </w:rPr>
-      </w:pPr>
-      <w:r>
-        <w:rPr>
-          <w:b/>
-          <w:sz w:val="24"/>
-          <w:szCs w:val="24"/>
-          <w:lang w:val="id-ID"/>
-        </w:rPr>
-        <w:t>Daftar Soal</w:t>
-      </w:r>
-    </w:p>
-    <w:p>
-      <w:pPr>
-        <w:pStyle w:val="ListParagraph"/>
-        <w:spacing w:line="276" w:lineRule="auto"/>
-        <w:ind w:left="360"/>
-        <w:jc w:val="both"/>
-        <w:rPr>
-          <w:sz w:val="24"/>
-          <w:szCs w:val="24"/>
-          <w:lang w:val="id-ID"/>
-        </w:rPr>
-      </w:pPr>
-      <w:r>
-        <w:rPr>
-          <w:sz w:val="24"/>
-          <w:szCs w:val="24"/>
-          <w:lang w:val="id-ID"/>
-        </w:rPr>
-        <w:t xml:space="preserve">Daftar Soal </w:t>
-      </w:r>
-      <w:r>
-        <w:rPr>
-          <w:sz w:val="24"/>
-          <w:szCs w:val="24"/>
-          <w:lang w:val="id-ID"/>
-        </w:rPr>
-        <w:t xml:space="preserve">digunakan untuk menampilkan semua soal beserta jawaban.  </w:t>
-      </w:r>
-    </w:p>
-    <w:p>
-      <w:pPr>
-        <w:pStyle w:val="ListParagraph"/>
-        <w:spacing w:line="276" w:lineRule="auto"/>
-        <w:ind w:left="360"/>
-        <w:jc w:val="center"/>
-        <w:rPr>
-          <w:b/>
-          <w:sz w:val="24"/>
-          <w:szCs w:val="24"/>
-          <w:lang w:val="id-ID"/>
-        </w:rPr>
-      </w:pPr>
-      <w:r>
-        <w:rPr>
-          <w:b/>
-          <w:noProof/>
-          <w:sz w:val="24"/>
-          <w:szCs w:val="24"/>
-          <w:lang w:val="id-ID" w:eastAsia="id-ID"/>
-        </w:rPr>
-        <w:drawing>
-          <wp:inline distT="0" distB="0" distL="0" distR="0">
-            <wp:extent cx="5040000" cy="3413333"/>
-            <wp:effectExtent l="19050" t="0" r="8250" b="0"/>
-            <wp:docPr id="28" name="Picture 28"/>
-            <wp:cNvGraphicFramePr>
-              <a:graphicFrameLocks xmlns:a="http://schemas.openxmlformats.org/drawingml/2006/main" noChangeAspect="1"/>
-            </wp:cNvGraphicFramePr>
-            <a:graphic xmlns:a="http://schemas.openxmlformats.org/drawingml/2006/main">
-              <a:graphicData uri="http://schemas.openxmlformats.org/drawingml/2006/picture">
-                <pic:pic xmlns:pic="http://schemas.openxmlformats.org/drawingml/2006/picture">
-                  <pic:nvPicPr>
-                    <pic:cNvPr id="0" name="Picture 28"/>
                     <pic:cNvPicPr>
                       <a:picLocks noChangeAspect="1" noChangeArrowheads="1"/>
                     </pic:cNvPicPr>
@@ -4745,60 +4585,8 @@
           <w:szCs w:val="24"/>
           <w:lang w:val="id-ID"/>
         </w:rPr>
-        <w:t>Gambar Daftar Soal dan Jawaban</w:t>
-      </w:r>
-    </w:p>
-    <w:p>
-      <w:pPr>
-        <w:pStyle w:val="ListParagraph"/>
-        <w:spacing w:line="276" w:lineRule="auto"/>
-        <w:ind w:left="360"/>
-        <w:jc w:val="center"/>
-        <w:rPr>
-          <w:sz w:val="24"/>
-          <w:szCs w:val="24"/>
-          <w:lang w:val="id-ID"/>
-        </w:rPr>
-      </w:pPr>
-    </w:p>
-    <w:p>
-      <w:pPr>
-        <w:pStyle w:val="ListParagraph"/>
-        <w:spacing w:line="276" w:lineRule="auto"/>
-        <w:ind w:left="360"/>
-        <w:jc w:val="center"/>
-        <w:rPr>
-          <w:sz w:val="24"/>
-          <w:szCs w:val="24"/>
-          <w:lang w:val="id-ID"/>
-        </w:rPr>
-      </w:pPr>
-    </w:p>
-    <w:p>
-      <w:pPr>
-        <w:pStyle w:val="ListParagraph"/>
-        <w:spacing w:line="276" w:lineRule="auto"/>
-        <w:ind w:left="360"/>
-        <w:jc w:val="center"/>
-        <w:rPr>
-          <w:sz w:val="24"/>
-          <w:szCs w:val="24"/>
-          <w:lang w:val="id-ID"/>
-        </w:rPr>
-      </w:pPr>
-    </w:p>
-    <w:p>
-      <w:pPr>
-        <w:pStyle w:val="ListParagraph"/>
-        <w:spacing w:line="276" w:lineRule="auto"/>
-        <w:ind w:left="360"/>
-        <w:jc w:val="center"/>
-        <w:rPr>
-          <w:sz w:val="24"/>
-          <w:szCs w:val="24"/>
-          <w:lang w:val="id-ID"/>
-        </w:rPr>
-      </w:pPr>
+        <w:t>Gambar Import Soal</w:t>
+      </w:r>
     </w:p>
     <w:p>
       <w:pPr>
@@ -4836,29 +4624,36 @@
           <w:szCs w:val="24"/>
           <w:lang w:val="id-ID"/>
         </w:rPr>
-        <w:lastRenderedPageBreak/>
-        <w:t>File Manager</w:t>
-      </w:r>
-    </w:p>
-    <w:p>
-      <w:pPr>
-        <w:pStyle w:val="ListParagraph"/>
-        <w:spacing w:line="276" w:lineRule="auto"/>
-        <w:ind w:left="360"/>
-        <w:jc w:val="both"/>
-        <w:rPr>
-          <w:sz w:val="24"/>
-          <w:szCs w:val="24"/>
-          <w:lang w:val="id-ID"/>
-        </w:rPr>
-      </w:pPr>
-      <w:r>
-        <w:rPr>
-          <w:sz w:val="24"/>
-          <w:szCs w:val="24"/>
-          <w:lang w:val="id-ID"/>
-        </w:rPr>
-        <w:t>File Manager digunakan untuk mengelola file gambar dan audio yang digunakan pada Soal dan Jawaban.</w:t>
+        <w:t>Daftar Soal</w:t>
+      </w:r>
+    </w:p>
+    <w:p>
+      <w:pPr>
+        <w:pStyle w:val="ListParagraph"/>
+        <w:spacing w:line="276" w:lineRule="auto"/>
+        <w:ind w:left="360"/>
+        <w:jc w:val="both"/>
+        <w:rPr>
+          <w:sz w:val="24"/>
+          <w:szCs w:val="24"/>
+          <w:lang w:val="id-ID"/>
+        </w:rPr>
+      </w:pPr>
+      <w:r>
+        <w:rPr>
+          <w:sz w:val="24"/>
+          <w:szCs w:val="24"/>
+          <w:lang w:val="id-ID"/>
+        </w:rPr>
+        <w:t xml:space="preserve">Daftar Soal </w:t>
+      </w:r>
+      <w:r>
+        <w:rPr>
+          <w:sz w:val="24"/>
+          <w:szCs w:val="24"/>
+          <w:lang w:val="id-ID"/>
+        </w:rPr>
+        <w:t xml:space="preserve">digunakan untuk menampilkan semua soal beserta jawaban.  </w:t>
       </w:r>
     </w:p>
     <w:p>
@@ -4880,13 +4675,12 @@
           <w:noProof/>
           <w:sz w:val="24"/>
           <w:szCs w:val="24"/>
-          <w:lang w:val="id-ID" w:eastAsia="id-ID"/>
         </w:rPr>
         <w:drawing>
           <wp:inline distT="0" distB="0" distL="0" distR="0">
             <wp:extent cx="5040000" cy="3413333"/>
             <wp:effectExtent l="19050" t="0" r="8250" b="0"/>
-            <wp:docPr id="31" name="Picture 31"/>
+            <wp:docPr id="28" name="Picture 28"/>
             <wp:cNvGraphicFramePr>
               <a:graphicFrameLocks xmlns:a="http://schemas.openxmlformats.org/drawingml/2006/main" noChangeAspect="1"/>
             </wp:cNvGraphicFramePr>
@@ -4894,7 +4688,7 @@
               <a:graphicData uri="http://schemas.openxmlformats.org/drawingml/2006/picture">
                 <pic:pic xmlns:pic="http://schemas.openxmlformats.org/drawingml/2006/picture">
                   <pic:nvPicPr>
-                    <pic:cNvPr id="0" name="Picture 31"/>
+                    <pic:cNvPr id="0" name="Picture 28"/>
                     <pic:cNvPicPr>
                       <a:picLocks noChangeAspect="1" noChangeArrowheads="1"/>
                     </pic:cNvPicPr>
@@ -4949,95 +4743,66 @@
           <w:szCs w:val="24"/>
           <w:lang w:val="id-ID"/>
         </w:rPr>
-        <w:t>Gambar File Manager</w:t>
-      </w:r>
-    </w:p>
-    <w:p>
-      <w:pPr>
-        <w:spacing w:after="200" w:line="276" w:lineRule="auto"/>
-        <w:rPr>
-          <w:b/>
-          <w:sz w:val="24"/>
-          <w:szCs w:val="24"/>
-          <w:lang w:val="id-ID"/>
-        </w:rPr>
-      </w:pPr>
-      <w:r>
-        <w:rPr>
-          <w:b/>
-          <w:sz w:val="24"/>
-          <w:szCs w:val="24"/>
-          <w:lang w:val="id-ID"/>
-        </w:rPr>
-        <w:br w:type="page"/>
-      </w:r>
-    </w:p>
-    <w:p>
-      <w:pPr>
-        <w:spacing w:line="276" w:lineRule="auto"/>
-        <w:jc w:val="center"/>
-        <w:rPr>
-          <w:b/>
-          <w:sz w:val="24"/>
-          <w:szCs w:val="24"/>
-          <w:lang w:val="id-ID"/>
-        </w:rPr>
-      </w:pPr>
-      <w:r>
-        <w:rPr>
-          <w:b/>
-          <w:sz w:val="24"/>
-          <w:szCs w:val="24"/>
-          <w:lang w:val="id-ID"/>
-        </w:rPr>
-        <w:lastRenderedPageBreak/>
-        <w:t>BAGIAN</w:t>
-      </w:r>
-      <w:r>
-        <w:rPr>
-          <w:b/>
-          <w:sz w:val="24"/>
-          <w:szCs w:val="24"/>
-          <w:lang w:val="id-ID"/>
-        </w:rPr>
-        <w:t xml:space="preserve"> II</w:t>
-      </w:r>
-    </w:p>
-    <w:p>
-      <w:pPr>
-        <w:spacing w:line="276" w:lineRule="auto"/>
-        <w:jc w:val="center"/>
-        <w:rPr>
-          <w:b/>
-          <w:sz w:val="24"/>
-          <w:szCs w:val="24"/>
-          <w:lang w:val="id-ID"/>
-        </w:rPr>
-      </w:pPr>
-      <w:r>
-        <w:rPr>
-          <w:b/>
-          <w:sz w:val="24"/>
-          <w:szCs w:val="24"/>
-          <w:lang w:val="id-ID"/>
-        </w:rPr>
-        <w:t>DATA PESERTA</w:t>
-      </w:r>
-    </w:p>
-    <w:p>
-      <w:pPr>
-        <w:spacing w:line="276" w:lineRule="auto"/>
-        <w:jc w:val="center"/>
-        <w:rPr>
-          <w:sz w:val="24"/>
-          <w:szCs w:val="24"/>
-          <w:lang w:val="id-ID"/>
-        </w:rPr>
-      </w:pPr>
-    </w:p>
-    <w:p>
-      <w:pPr>
-        <w:spacing w:line="276" w:lineRule="auto"/>
+        <w:t>Gambar Daftar Soal dan Jawaban</w:t>
+      </w:r>
+    </w:p>
+    <w:p>
+      <w:pPr>
+        <w:pStyle w:val="ListParagraph"/>
+        <w:spacing w:line="276" w:lineRule="auto"/>
+        <w:ind w:left="360"/>
+        <w:jc w:val="center"/>
+        <w:rPr>
+          <w:sz w:val="24"/>
+          <w:szCs w:val="24"/>
+          <w:lang w:val="id-ID"/>
+        </w:rPr>
+      </w:pPr>
+    </w:p>
+    <w:p>
+      <w:pPr>
+        <w:pStyle w:val="ListParagraph"/>
+        <w:spacing w:line="276" w:lineRule="auto"/>
+        <w:ind w:left="360"/>
+        <w:jc w:val="center"/>
+        <w:rPr>
+          <w:sz w:val="24"/>
+          <w:szCs w:val="24"/>
+          <w:lang w:val="id-ID"/>
+        </w:rPr>
+      </w:pPr>
+    </w:p>
+    <w:p>
+      <w:pPr>
+        <w:pStyle w:val="ListParagraph"/>
+        <w:spacing w:line="276" w:lineRule="auto"/>
+        <w:ind w:left="360"/>
+        <w:jc w:val="center"/>
+        <w:rPr>
+          <w:sz w:val="24"/>
+          <w:szCs w:val="24"/>
+          <w:lang w:val="id-ID"/>
+        </w:rPr>
+      </w:pPr>
+    </w:p>
+    <w:p>
+      <w:pPr>
+        <w:pStyle w:val="ListParagraph"/>
+        <w:spacing w:line="276" w:lineRule="auto"/>
+        <w:ind w:left="360"/>
+        <w:jc w:val="center"/>
+        <w:rPr>
+          <w:sz w:val="24"/>
+          <w:szCs w:val="24"/>
+          <w:lang w:val="id-ID"/>
+        </w:rPr>
+      </w:pPr>
+    </w:p>
+    <w:p>
+      <w:pPr>
+        <w:pStyle w:val="ListParagraph"/>
+        <w:spacing w:line="276" w:lineRule="auto"/>
+        <w:ind w:left="360"/>
         <w:jc w:val="center"/>
         <w:rPr>
           <w:sz w:val="24"/>
@@ -5051,7 +4816,7 @@
         <w:pStyle w:val="ListParagraph"/>
         <w:numPr>
           <w:ilvl w:val="1"/>
-          <w:numId w:val="11"/>
+          <w:numId w:val="10"/>
         </w:numPr>
         <w:spacing w:line="276" w:lineRule="auto"/>
         <w:jc w:val="both"/>
@@ -5069,28 +4834,29 @@
           <w:szCs w:val="24"/>
           <w:lang w:val="id-ID"/>
         </w:rPr>
-        <w:t>Daftar Group</w:t>
-      </w:r>
-    </w:p>
-    <w:p>
-      <w:pPr>
-        <w:pStyle w:val="ListParagraph"/>
-        <w:spacing w:line="276" w:lineRule="auto"/>
-        <w:ind w:left="360"/>
-        <w:jc w:val="both"/>
-        <w:rPr>
-          <w:sz w:val="24"/>
-          <w:szCs w:val="24"/>
-          <w:lang w:val="id-ID"/>
-        </w:rPr>
-      </w:pPr>
-      <w:r>
-        <w:rPr>
-          <w:sz w:val="24"/>
-          <w:szCs w:val="24"/>
-          <w:lang w:val="id-ID"/>
-        </w:rPr>
-        <w:t>Group digunakan untuk membedakan peserta Tes berdasarkan kelompok tertentu, misal digunakan untuk memisahkan berdasarkan Kelas ataupun Jurusan.</w:t>
+        <w:lastRenderedPageBreak/>
+        <w:t>File Manager</w:t>
+      </w:r>
+    </w:p>
+    <w:p>
+      <w:pPr>
+        <w:pStyle w:val="ListParagraph"/>
+        <w:spacing w:line="276" w:lineRule="auto"/>
+        <w:ind w:left="360"/>
+        <w:jc w:val="both"/>
+        <w:rPr>
+          <w:sz w:val="24"/>
+          <w:szCs w:val="24"/>
+          <w:lang w:val="id-ID"/>
+        </w:rPr>
+      </w:pPr>
+      <w:r>
+        <w:rPr>
+          <w:sz w:val="24"/>
+          <w:szCs w:val="24"/>
+          <w:lang w:val="id-ID"/>
+        </w:rPr>
+        <w:t>File Manager digunakan untuk mengelola file gambar dan audio yang digunakan pada Soal dan Jawaban.</w:t>
       </w:r>
     </w:p>
     <w:p>
@@ -5112,13 +4878,12 @@
           <w:noProof/>
           <w:sz w:val="24"/>
           <w:szCs w:val="24"/>
-          <w:lang w:val="id-ID" w:eastAsia="id-ID"/>
         </w:rPr>
         <w:drawing>
           <wp:inline distT="0" distB="0" distL="0" distR="0">
             <wp:extent cx="5040000" cy="3413333"/>
             <wp:effectExtent l="19050" t="0" r="8250" b="0"/>
-            <wp:docPr id="34" name="Picture 34"/>
+            <wp:docPr id="31" name="Picture 31"/>
             <wp:cNvGraphicFramePr>
               <a:graphicFrameLocks xmlns:a="http://schemas.openxmlformats.org/drawingml/2006/main" noChangeAspect="1"/>
             </wp:cNvGraphicFramePr>
@@ -5126,7 +4891,7 @@
               <a:graphicData uri="http://schemas.openxmlformats.org/drawingml/2006/picture">
                 <pic:pic xmlns:pic="http://schemas.openxmlformats.org/drawingml/2006/picture">
                   <pic:nvPicPr>
-                    <pic:cNvPr id="0" name="Picture 34"/>
+                    <pic:cNvPr id="0" name="Picture 31"/>
                     <pic:cNvPicPr>
                       <a:picLocks noChangeAspect="1" noChangeArrowheads="1"/>
                     </pic:cNvPicPr>
@@ -5181,41 +4946,148 @@
           <w:szCs w:val="24"/>
           <w:lang w:val="id-ID"/>
         </w:rPr>
-        <w:t>Gambar Daftar Group</w:t>
-      </w:r>
-    </w:p>
-    <w:p>
-      <w:pPr>
-        <w:pStyle w:val="ListParagraph"/>
-        <w:spacing w:line="276" w:lineRule="auto"/>
-        <w:ind w:left="360"/>
-        <w:jc w:val="center"/>
-        <w:rPr>
-          <w:sz w:val="24"/>
-          <w:szCs w:val="24"/>
-          <w:lang w:val="id-ID"/>
-        </w:rPr>
-      </w:pPr>
-    </w:p>
-    <w:p>
-      <w:pPr>
-        <w:pStyle w:val="ListParagraph"/>
-        <w:spacing w:line="276" w:lineRule="auto"/>
-        <w:ind w:left="360"/>
-        <w:jc w:val="both"/>
-        <w:rPr>
-          <w:sz w:val="24"/>
-          <w:szCs w:val="24"/>
-          <w:lang w:val="id-ID"/>
-        </w:rPr>
-      </w:pPr>
-      <w:r>
-        <w:rPr>
-          <w:sz w:val="24"/>
-          <w:szCs w:val="24"/>
-          <w:lang w:val="id-ID"/>
-        </w:rPr>
-        <w:t>Untuk menambah Group, pilih menu Tambah Group.</w:t>
+        <w:t>Gambar File Manager</w:t>
+      </w:r>
+    </w:p>
+    <w:p>
+      <w:pPr>
+        <w:spacing w:after="200" w:line="276" w:lineRule="auto"/>
+        <w:rPr>
+          <w:b/>
+          <w:sz w:val="24"/>
+          <w:szCs w:val="24"/>
+          <w:lang w:val="id-ID"/>
+        </w:rPr>
+      </w:pPr>
+      <w:r>
+        <w:rPr>
+          <w:b/>
+          <w:sz w:val="24"/>
+          <w:szCs w:val="24"/>
+          <w:lang w:val="id-ID"/>
+        </w:rPr>
+        <w:br w:type="page"/>
+      </w:r>
+    </w:p>
+    <w:p>
+      <w:pPr>
+        <w:spacing w:line="276" w:lineRule="auto"/>
+        <w:jc w:val="center"/>
+        <w:rPr>
+          <w:b/>
+          <w:sz w:val="24"/>
+          <w:szCs w:val="24"/>
+          <w:lang w:val="id-ID"/>
+        </w:rPr>
+      </w:pPr>
+      <w:r>
+        <w:rPr>
+          <w:b/>
+          <w:sz w:val="24"/>
+          <w:szCs w:val="24"/>
+          <w:lang w:val="id-ID"/>
+        </w:rPr>
+        <w:lastRenderedPageBreak/>
+        <w:t>BAGIAN</w:t>
+      </w:r>
+      <w:r>
+        <w:rPr>
+          <w:b/>
+          <w:sz w:val="24"/>
+          <w:szCs w:val="24"/>
+          <w:lang w:val="id-ID"/>
+        </w:rPr>
+        <w:t xml:space="preserve"> II</w:t>
+      </w:r>
+    </w:p>
+    <w:p>
+      <w:pPr>
+        <w:spacing w:line="276" w:lineRule="auto"/>
+        <w:jc w:val="center"/>
+        <w:rPr>
+          <w:b/>
+          <w:sz w:val="24"/>
+          <w:szCs w:val="24"/>
+          <w:lang w:val="id-ID"/>
+        </w:rPr>
+      </w:pPr>
+      <w:r>
+        <w:rPr>
+          <w:b/>
+          <w:sz w:val="24"/>
+          <w:szCs w:val="24"/>
+          <w:lang w:val="id-ID"/>
+        </w:rPr>
+        <w:t>DATA PESERTA</w:t>
+      </w:r>
+    </w:p>
+    <w:p>
+      <w:pPr>
+        <w:spacing w:line="276" w:lineRule="auto"/>
+        <w:jc w:val="center"/>
+        <w:rPr>
+          <w:sz w:val="24"/>
+          <w:szCs w:val="24"/>
+          <w:lang w:val="id-ID"/>
+        </w:rPr>
+      </w:pPr>
+    </w:p>
+    <w:p>
+      <w:pPr>
+        <w:spacing w:line="276" w:lineRule="auto"/>
+        <w:jc w:val="center"/>
+        <w:rPr>
+          <w:sz w:val="24"/>
+          <w:szCs w:val="24"/>
+          <w:lang w:val="id-ID"/>
+        </w:rPr>
+      </w:pPr>
+    </w:p>
+    <w:p>
+      <w:pPr>
+        <w:pStyle w:val="ListParagraph"/>
+        <w:numPr>
+          <w:ilvl w:val="1"/>
+          <w:numId w:val="11"/>
+        </w:numPr>
+        <w:spacing w:line="276" w:lineRule="auto"/>
+        <w:jc w:val="both"/>
+        <w:rPr>
+          <w:b/>
+          <w:sz w:val="24"/>
+          <w:szCs w:val="24"/>
+          <w:lang w:val="id-ID"/>
+        </w:rPr>
+      </w:pPr>
+      <w:r>
+        <w:rPr>
+          <w:b/>
+          <w:sz w:val="24"/>
+          <w:szCs w:val="24"/>
+          <w:lang w:val="id-ID"/>
+        </w:rPr>
+        <w:t>Daftar Group</w:t>
+      </w:r>
+    </w:p>
+    <w:p>
+      <w:pPr>
+        <w:pStyle w:val="ListParagraph"/>
+        <w:spacing w:line="276" w:lineRule="auto"/>
+        <w:ind w:left="360"/>
+        <w:jc w:val="both"/>
+        <w:rPr>
+          <w:sz w:val="24"/>
+          <w:szCs w:val="24"/>
+          <w:lang w:val="id-ID"/>
+        </w:rPr>
+      </w:pPr>
+      <w:r>
+        <w:rPr>
+          <w:sz w:val="24"/>
+          <w:szCs w:val="24"/>
+          <w:lang w:val="id-ID"/>
+        </w:rPr>
+        <w:t>Group digunakan untuk membedakan peserta Tes berdasarkan kelompok tertentu, misal digunakan untuk memisahkan berdasarkan Kelas ataupun Jurusan.</w:t>
       </w:r>
     </w:p>
     <w:p>
@@ -5237,13 +5109,12 @@
           <w:noProof/>
           <w:sz w:val="24"/>
           <w:szCs w:val="24"/>
-          <w:lang w:val="id-ID" w:eastAsia="id-ID"/>
         </w:rPr>
         <w:drawing>
           <wp:inline distT="0" distB="0" distL="0" distR="0">
             <wp:extent cx="5040000" cy="3413333"/>
             <wp:effectExtent l="19050" t="0" r="8250" b="0"/>
-            <wp:docPr id="37" name="Picture 37"/>
+            <wp:docPr id="34" name="Picture 34"/>
             <wp:cNvGraphicFramePr>
               <a:graphicFrameLocks xmlns:a="http://schemas.openxmlformats.org/drawingml/2006/main" noChangeAspect="1"/>
             </wp:cNvGraphicFramePr>
@@ -5251,7 +5122,7 @@
               <a:graphicData uri="http://schemas.openxmlformats.org/drawingml/2006/picture">
                 <pic:pic xmlns:pic="http://schemas.openxmlformats.org/drawingml/2006/picture">
                   <pic:nvPicPr>
-                    <pic:cNvPr id="0" name="Picture 37"/>
+                    <pic:cNvPr id="0" name="Picture 34"/>
                     <pic:cNvPicPr>
                       <a:picLocks noChangeAspect="1" noChangeArrowheads="1"/>
                     </pic:cNvPicPr>
@@ -5293,6 +5164,130 @@
         <w:ind w:left="360"/>
         <w:jc w:val="center"/>
         <w:rPr>
+          <w:i/>
+          <w:sz w:val="24"/>
+          <w:szCs w:val="24"/>
+          <w:lang w:val="id-ID"/>
+        </w:rPr>
+      </w:pPr>
+      <w:r>
+        <w:rPr>
+          <w:i/>
+          <w:sz w:val="24"/>
+          <w:szCs w:val="24"/>
+          <w:lang w:val="id-ID"/>
+        </w:rPr>
+        <w:t>Gambar Daftar Group</w:t>
+      </w:r>
+    </w:p>
+    <w:p>
+      <w:pPr>
+        <w:pStyle w:val="ListParagraph"/>
+        <w:spacing w:line="276" w:lineRule="auto"/>
+        <w:ind w:left="360"/>
+        <w:jc w:val="center"/>
+        <w:rPr>
+          <w:sz w:val="24"/>
+          <w:szCs w:val="24"/>
+          <w:lang w:val="id-ID"/>
+        </w:rPr>
+      </w:pPr>
+    </w:p>
+    <w:p>
+      <w:pPr>
+        <w:pStyle w:val="ListParagraph"/>
+        <w:spacing w:line="276" w:lineRule="auto"/>
+        <w:ind w:left="360"/>
+        <w:jc w:val="both"/>
+        <w:rPr>
+          <w:sz w:val="24"/>
+          <w:szCs w:val="24"/>
+          <w:lang w:val="id-ID"/>
+        </w:rPr>
+      </w:pPr>
+      <w:r>
+        <w:rPr>
+          <w:sz w:val="24"/>
+          <w:szCs w:val="24"/>
+          <w:lang w:val="id-ID"/>
+        </w:rPr>
+        <w:t>Untuk menambah Group, pilih menu Tambah Group.</w:t>
+      </w:r>
+    </w:p>
+    <w:p>
+      <w:pPr>
+        <w:pStyle w:val="ListParagraph"/>
+        <w:spacing w:line="276" w:lineRule="auto"/>
+        <w:ind w:left="360"/>
+        <w:jc w:val="center"/>
+        <w:rPr>
+          <w:b/>
+          <w:sz w:val="24"/>
+          <w:szCs w:val="24"/>
+          <w:lang w:val="id-ID"/>
+        </w:rPr>
+      </w:pPr>
+      <w:r>
+        <w:rPr>
+          <w:b/>
+          <w:noProof/>
+          <w:sz w:val="24"/>
+          <w:szCs w:val="24"/>
+        </w:rPr>
+        <w:drawing>
+          <wp:inline distT="0" distB="0" distL="0" distR="0">
+            <wp:extent cx="5040000" cy="3413333"/>
+            <wp:effectExtent l="19050" t="0" r="8250" b="0"/>
+            <wp:docPr id="37" name="Picture 37"/>
+            <wp:cNvGraphicFramePr>
+              <a:graphicFrameLocks xmlns:a="http://schemas.openxmlformats.org/drawingml/2006/main" noChangeAspect="1"/>
+            </wp:cNvGraphicFramePr>
+            <a:graphic xmlns:a="http://schemas.openxmlformats.org/drawingml/2006/main">
+              <a:graphicData uri="http://schemas.openxmlformats.org/drawingml/2006/picture">
+                <pic:pic xmlns:pic="http://schemas.openxmlformats.org/drawingml/2006/picture">
+                  <pic:nvPicPr>
+                    <pic:cNvPr id="0" name="Picture 37"/>
+                    <pic:cNvPicPr>
+                      <a:picLocks noChangeAspect="1" noChangeArrowheads="1"/>
+                    </pic:cNvPicPr>
+                  </pic:nvPicPr>
+                  <pic:blipFill>
+                    <a:blip r:embed="rId20" cstate="print"/>
+                    <a:srcRect/>
+                    <a:stretch>
+                      <a:fillRect/>
+                    </a:stretch>
+                  </pic:blipFill>
+                  <pic:spPr bwMode="auto">
+                    <a:xfrm>
+                      <a:off x="0" y="0"/>
+                      <a:ext cx="5040000" cy="3413333"/>
+                    </a:xfrm>
+                    <a:prstGeom prst="rect">
+                      <a:avLst/>
+                    </a:prstGeom>
+                    <a:noFill/>
+                    <a:ln w="9525">
+                      <a:noFill/>
+                      <a:miter lim="800000"/>
+                      <a:headEnd/>
+                      <a:tailEnd/>
+                    </a:ln>
+                  </pic:spPr>
+                </pic:pic>
+              </a:graphicData>
+            </a:graphic>
+          </wp:inline>
+        </w:drawing>
+      </w:r>
+    </w:p>
+    <w:p>
+      <w:pPr>
+        <w:pStyle w:val="ListParagraph"/>
+        <w:spacing w:line="276" w:lineRule="auto"/>
+        <w:ind w:left="360"/>
+        <w:jc w:val="center"/>
+        <w:rPr>
           <w:sz w:val="24"/>
           <w:szCs w:val="24"/>
           <w:lang w:val="id-ID"/>
@@ -5401,7 +5396,6 @@
           <w:noProof/>
           <w:sz w:val="24"/>
           <w:szCs w:val="24"/>
-          <w:lang w:val="id-ID" w:eastAsia="id-ID"/>
         </w:rPr>
         <w:drawing>
           <wp:inline distT="0" distB="0" distL="0" distR="0">
@@ -5421,7 +5415,7 @@
                     </pic:cNvPicPr>
                   </pic:nvPicPr>
                   <pic:blipFill>
-                    <a:blip r:embed="rId20" cstate="print"/>
+                    <a:blip r:embed="rId21" cstate="print"/>
                     <a:srcRect/>
                     <a:stretch>
                       <a:fillRect/>
@@ -5526,7 +5520,6 @@
           <w:noProof/>
           <w:sz w:val="24"/>
           <w:szCs w:val="24"/>
-          <w:lang w:val="id-ID" w:eastAsia="id-ID"/>
         </w:rPr>
         <w:drawing>
           <wp:inline distT="0" distB="0" distL="0" distR="0">
@@ -5541,251 +5534,6 @@
                 <pic:pic xmlns:pic="http://schemas.openxmlformats.org/drawingml/2006/picture">
                   <pic:nvPicPr>
                     <pic:cNvPr id="0" name="Picture 43"/>
-                    <pic:cNvPicPr>
-                      <a:picLocks noChangeAspect="1" noChangeArrowheads="1"/>
-                    </pic:cNvPicPr>
-                  </pic:nvPicPr>
-                  <pic:blipFill>
-                    <a:blip r:embed="rId21" cstate="print"/>
-                    <a:srcRect/>
-                    <a:stretch>
-                      <a:fillRect/>
-                    </a:stretch>
-                  </pic:blipFill>
-                  <pic:spPr bwMode="auto">
-                    <a:xfrm>
-                      <a:off x="0" y="0"/>
-                      <a:ext cx="5040000" cy="3413333"/>
-                    </a:xfrm>
-                    <a:prstGeom prst="rect">
-                      <a:avLst/>
-                    </a:prstGeom>
-                    <a:noFill/>
-                    <a:ln w="9525">
-                      <a:noFill/>
-                      <a:miter lim="800000"/>
-                      <a:headEnd/>
-                      <a:tailEnd/>
-                    </a:ln>
-                  </pic:spPr>
-                </pic:pic>
-              </a:graphicData>
-            </a:graphic>
-          </wp:inline>
-        </w:drawing>
-      </w:r>
-    </w:p>
-    <w:p>
-      <w:pPr>
-        <w:pStyle w:val="ListParagraph"/>
-        <w:spacing w:line="276" w:lineRule="auto"/>
-        <w:ind w:left="360"/>
-        <w:jc w:val="center"/>
-        <w:rPr>
-          <w:sz w:val="24"/>
-          <w:szCs w:val="24"/>
-          <w:lang w:val="id-ID"/>
-        </w:rPr>
-      </w:pPr>
-      <w:r>
-        <w:rPr>
-          <w:i/>
-          <w:sz w:val="24"/>
-          <w:szCs w:val="24"/>
-          <w:lang w:val="id-ID"/>
-        </w:rPr>
-        <w:t>Gambar Tambah Peserta</w:t>
-      </w:r>
-    </w:p>
-    <w:p>
-      <w:pPr>
-        <w:pStyle w:val="ListParagraph"/>
-        <w:spacing w:line="276" w:lineRule="auto"/>
-        <w:ind w:left="360"/>
-        <w:jc w:val="both"/>
-        <w:rPr>
-          <w:sz w:val="24"/>
-          <w:szCs w:val="24"/>
-          <w:lang w:val="id-ID"/>
-        </w:rPr>
-      </w:pPr>
-      <w:r>
-        <w:rPr>
-          <w:sz w:val="24"/>
-          <w:szCs w:val="24"/>
-          <w:lang w:val="id-ID"/>
-        </w:rPr>
-        <w:t>Pastikan data group sudah ditambah terlebih dahulu sebelum menambah Data Peserta.</w:t>
-      </w:r>
-    </w:p>
-    <w:p>
-      <w:pPr>
-        <w:pStyle w:val="ListParagraph"/>
-        <w:spacing w:line="276" w:lineRule="auto"/>
-        <w:ind w:left="360"/>
-        <w:jc w:val="both"/>
-        <w:rPr>
-          <w:sz w:val="24"/>
-          <w:szCs w:val="24"/>
-          <w:lang w:val="id-ID"/>
-        </w:rPr>
-      </w:pPr>
-    </w:p>
-    <w:p>
-      <w:pPr>
-        <w:pStyle w:val="ListParagraph"/>
-        <w:spacing w:line="276" w:lineRule="auto"/>
-        <w:ind w:left="360"/>
-        <w:jc w:val="both"/>
-        <w:rPr>
-          <w:sz w:val="24"/>
-          <w:szCs w:val="24"/>
-          <w:lang w:val="id-ID"/>
-        </w:rPr>
-      </w:pPr>
-    </w:p>
-    <w:p>
-      <w:pPr>
-        <w:pStyle w:val="ListParagraph"/>
-        <w:spacing w:line="276" w:lineRule="auto"/>
-        <w:ind w:left="360"/>
-        <w:jc w:val="both"/>
-        <w:rPr>
-          <w:sz w:val="24"/>
-          <w:szCs w:val="24"/>
-          <w:lang w:val="id-ID"/>
-        </w:rPr>
-      </w:pPr>
-    </w:p>
-    <w:p>
-      <w:pPr>
-        <w:pStyle w:val="ListParagraph"/>
-        <w:spacing w:line="276" w:lineRule="auto"/>
-        <w:ind w:left="360"/>
-        <w:jc w:val="both"/>
-        <w:rPr>
-          <w:sz w:val="24"/>
-          <w:szCs w:val="24"/>
-          <w:lang w:val="id-ID"/>
-        </w:rPr>
-      </w:pPr>
-    </w:p>
-    <w:p>
-      <w:pPr>
-        <w:pStyle w:val="ListParagraph"/>
-        <w:spacing w:line="276" w:lineRule="auto"/>
-        <w:ind w:left="360"/>
-        <w:jc w:val="both"/>
-        <w:rPr>
-          <w:sz w:val="24"/>
-          <w:szCs w:val="24"/>
-          <w:lang w:val="id-ID"/>
-        </w:rPr>
-      </w:pPr>
-    </w:p>
-    <w:p>
-      <w:pPr>
-        <w:pStyle w:val="ListParagraph"/>
-        <w:numPr>
-          <w:ilvl w:val="1"/>
-          <w:numId w:val="11"/>
-        </w:numPr>
-        <w:spacing w:line="276" w:lineRule="auto"/>
-        <w:jc w:val="both"/>
-        <w:rPr>
-          <w:b/>
-          <w:sz w:val="24"/>
-          <w:szCs w:val="24"/>
-          <w:lang w:val="id-ID"/>
-        </w:rPr>
-      </w:pPr>
-      <w:r>
-        <w:rPr>
-          <w:b/>
-          <w:sz w:val="24"/>
-          <w:szCs w:val="24"/>
-          <w:lang w:val="id-ID"/>
-        </w:rPr>
-        <w:lastRenderedPageBreak/>
-        <w:t>Import Peserta</w:t>
-      </w:r>
-    </w:p>
-    <w:p>
-      <w:pPr>
-        <w:pStyle w:val="ListParagraph"/>
-        <w:spacing w:line="276" w:lineRule="auto"/>
-        <w:ind w:left="360"/>
-        <w:jc w:val="both"/>
-        <w:rPr>
-          <w:sz w:val="24"/>
-          <w:szCs w:val="24"/>
-          <w:lang w:val="id-ID"/>
-        </w:rPr>
-      </w:pPr>
-      <w:r>
-        <w:rPr>
-          <w:sz w:val="24"/>
-          <w:szCs w:val="24"/>
-          <w:lang w:val="id-ID"/>
-        </w:rPr>
-        <w:t>Untuk memudahkan penambahan data peserta tes, terdapat fasilitas Import Data Peserta. Import Data memanfaatkan file spreadsheet.</w:t>
-      </w:r>
-    </w:p>
-    <w:p>
-      <w:pPr>
-        <w:pStyle w:val="ListParagraph"/>
-        <w:spacing w:line="276" w:lineRule="auto"/>
-        <w:ind w:left="360"/>
-        <w:jc w:val="both"/>
-        <w:rPr>
-          <w:sz w:val="24"/>
-          <w:szCs w:val="24"/>
-          <w:lang w:val="id-ID"/>
-        </w:rPr>
-      </w:pPr>
-      <w:r>
-        <w:rPr>
-          <w:sz w:val="24"/>
-          <w:szCs w:val="24"/>
-          <w:lang w:val="id-ID"/>
-        </w:rPr>
-        <w:t>Sebelum melakukan import, pastikan terlebih dahulu Data Group sudah ditambah.</w:t>
-      </w:r>
-    </w:p>
-    <w:p>
-      <w:pPr>
-        <w:pStyle w:val="ListParagraph"/>
-        <w:spacing w:line="276" w:lineRule="auto"/>
-        <w:ind w:left="360"/>
-        <w:jc w:val="center"/>
-        <w:rPr>
-          <w:b/>
-          <w:sz w:val="24"/>
-          <w:szCs w:val="24"/>
-          <w:lang w:val="id-ID"/>
-        </w:rPr>
-      </w:pPr>
-      <w:r>
-        <w:rPr>
-          <w:b/>
-          <w:noProof/>
-          <w:sz w:val="24"/>
-          <w:szCs w:val="24"/>
-          <w:lang w:val="id-ID" w:eastAsia="id-ID"/>
-        </w:rPr>
-        <w:drawing>
-          <wp:inline distT="0" distB="0" distL="0" distR="0">
-            <wp:extent cx="5040000" cy="3413333"/>
-            <wp:effectExtent l="19050" t="0" r="8250" b="0"/>
-            <wp:docPr id="46" name="Picture 46"/>
-            <wp:cNvGraphicFramePr>
-              <a:graphicFrameLocks xmlns:a="http://schemas.openxmlformats.org/drawingml/2006/main" noChangeAspect="1"/>
-            </wp:cNvGraphicFramePr>
-            <a:graphic xmlns:a="http://schemas.openxmlformats.org/drawingml/2006/main">
-              <a:graphicData uri="http://schemas.openxmlformats.org/drawingml/2006/picture">
-                <pic:pic xmlns:pic="http://schemas.openxmlformats.org/drawingml/2006/picture">
-                  <pic:nvPicPr>
-                    <pic:cNvPr id="0" name="Picture 46"/>
                     <pic:cNvPicPr>
                       <a:picLocks noChangeAspect="1" noChangeArrowheads="1"/>
                     </pic:cNvPicPr>
@@ -5827,21 +5575,106 @@
         <w:ind w:left="360"/>
         <w:jc w:val="center"/>
         <w:rPr>
+          <w:sz w:val="24"/>
+          <w:szCs w:val="24"/>
+          <w:lang w:val="id-ID"/>
+        </w:rPr>
+      </w:pPr>
+      <w:r>
+        <w:rPr>
           <w:i/>
           <w:sz w:val="24"/>
           <w:szCs w:val="24"/>
           <w:lang w:val="id-ID"/>
         </w:rPr>
-      </w:pPr>
-      <w:r>
-        <w:rPr>
-          <w:i/>
-          <w:sz w:val="24"/>
-          <w:szCs w:val="24"/>
-          <w:lang w:val="id-ID"/>
-        </w:rPr>
-        <w:t>Gambar Import Peserta</w:t>
-      </w:r>
+        <w:t>Gambar Tambah Peserta</w:t>
+      </w:r>
+    </w:p>
+    <w:p>
+      <w:pPr>
+        <w:pStyle w:val="ListParagraph"/>
+        <w:spacing w:line="276" w:lineRule="auto"/>
+        <w:ind w:left="360"/>
+        <w:jc w:val="both"/>
+        <w:rPr>
+          <w:sz w:val="24"/>
+          <w:szCs w:val="24"/>
+          <w:lang w:val="id-ID"/>
+        </w:rPr>
+      </w:pPr>
+      <w:r>
+        <w:rPr>
+          <w:sz w:val="24"/>
+          <w:szCs w:val="24"/>
+          <w:lang w:val="id-ID"/>
+        </w:rPr>
+        <w:t>Pastikan data group sudah ditambah terlebih dahulu sebelum menambah Data Peserta.</w:t>
+      </w:r>
+    </w:p>
+    <w:p>
+      <w:pPr>
+        <w:pStyle w:val="ListParagraph"/>
+        <w:spacing w:line="276" w:lineRule="auto"/>
+        <w:ind w:left="360"/>
+        <w:jc w:val="both"/>
+        <w:rPr>
+          <w:sz w:val="24"/>
+          <w:szCs w:val="24"/>
+          <w:lang w:val="id-ID"/>
+        </w:rPr>
+      </w:pPr>
+    </w:p>
+    <w:p>
+      <w:pPr>
+        <w:pStyle w:val="ListParagraph"/>
+        <w:spacing w:line="276" w:lineRule="auto"/>
+        <w:ind w:left="360"/>
+        <w:jc w:val="both"/>
+        <w:rPr>
+          <w:sz w:val="24"/>
+          <w:szCs w:val="24"/>
+          <w:lang w:val="id-ID"/>
+        </w:rPr>
+      </w:pPr>
+    </w:p>
+    <w:p>
+      <w:pPr>
+        <w:pStyle w:val="ListParagraph"/>
+        <w:spacing w:line="276" w:lineRule="auto"/>
+        <w:ind w:left="360"/>
+        <w:jc w:val="both"/>
+        <w:rPr>
+          <w:sz w:val="24"/>
+          <w:szCs w:val="24"/>
+          <w:lang w:val="id-ID"/>
+        </w:rPr>
+      </w:pPr>
+    </w:p>
+    <w:p>
+      <w:pPr>
+        <w:pStyle w:val="ListParagraph"/>
+        <w:spacing w:line="276" w:lineRule="auto"/>
+        <w:ind w:left="360"/>
+        <w:jc w:val="both"/>
+        <w:rPr>
+          <w:sz w:val="24"/>
+          <w:szCs w:val="24"/>
+          <w:lang w:val="id-ID"/>
+        </w:rPr>
+      </w:pPr>
+    </w:p>
+    <w:p>
+      <w:pPr>
+        <w:pStyle w:val="ListParagraph"/>
+        <w:spacing w:line="276" w:lineRule="auto"/>
+        <w:ind w:left="360"/>
+        <w:jc w:val="both"/>
+        <w:rPr>
+          <w:sz w:val="24"/>
+          <w:szCs w:val="24"/>
+          <w:lang w:val="id-ID"/>
+        </w:rPr>
+      </w:pPr>
     </w:p>
     <w:p>
       <w:pPr>
@@ -5866,6 +5699,165 @@
           <w:szCs w:val="24"/>
           <w:lang w:val="id-ID"/>
         </w:rPr>
+        <w:lastRenderedPageBreak/>
+        <w:t>Import Peserta</w:t>
+      </w:r>
+    </w:p>
+    <w:p>
+      <w:pPr>
+        <w:pStyle w:val="ListParagraph"/>
+        <w:spacing w:line="276" w:lineRule="auto"/>
+        <w:ind w:left="360"/>
+        <w:jc w:val="both"/>
+        <w:rPr>
+          <w:sz w:val="24"/>
+          <w:szCs w:val="24"/>
+          <w:lang w:val="id-ID"/>
+        </w:rPr>
+      </w:pPr>
+      <w:r>
+        <w:rPr>
+          <w:sz w:val="24"/>
+          <w:szCs w:val="24"/>
+          <w:lang w:val="id-ID"/>
+        </w:rPr>
+        <w:t>Untuk memudahkan penambahan data peserta tes, terdapat fasilitas Import Data Peserta. Import Data memanfaatkan file spreadsheet.</w:t>
+      </w:r>
+    </w:p>
+    <w:p>
+      <w:pPr>
+        <w:pStyle w:val="ListParagraph"/>
+        <w:spacing w:line="276" w:lineRule="auto"/>
+        <w:ind w:left="360"/>
+        <w:jc w:val="both"/>
+        <w:rPr>
+          <w:sz w:val="24"/>
+          <w:szCs w:val="24"/>
+          <w:lang w:val="id-ID"/>
+        </w:rPr>
+      </w:pPr>
+      <w:r>
+        <w:rPr>
+          <w:sz w:val="24"/>
+          <w:szCs w:val="24"/>
+          <w:lang w:val="id-ID"/>
+        </w:rPr>
+        <w:t>Sebelum melakukan import, pastikan terlebih dahulu Data Group sudah ditambah.</w:t>
+      </w:r>
+    </w:p>
+    <w:p>
+      <w:pPr>
+        <w:pStyle w:val="ListParagraph"/>
+        <w:spacing w:line="276" w:lineRule="auto"/>
+        <w:ind w:left="360"/>
+        <w:jc w:val="center"/>
+        <w:rPr>
+          <w:b/>
+          <w:sz w:val="24"/>
+          <w:szCs w:val="24"/>
+          <w:lang w:val="id-ID"/>
+        </w:rPr>
+      </w:pPr>
+      <w:r>
+        <w:rPr>
+          <w:b/>
+          <w:noProof/>
+          <w:sz w:val="24"/>
+          <w:szCs w:val="24"/>
+        </w:rPr>
+        <w:drawing>
+          <wp:inline distT="0" distB="0" distL="0" distR="0">
+            <wp:extent cx="5040000" cy="3413333"/>
+            <wp:effectExtent l="19050" t="0" r="8250" b="0"/>
+            <wp:docPr id="46" name="Picture 46"/>
+            <wp:cNvGraphicFramePr>
+              <a:graphicFrameLocks xmlns:a="http://schemas.openxmlformats.org/drawingml/2006/main" noChangeAspect="1"/>
+            </wp:cNvGraphicFramePr>
+            <a:graphic xmlns:a="http://schemas.openxmlformats.org/drawingml/2006/main">
+              <a:graphicData uri="http://schemas.openxmlformats.org/drawingml/2006/picture">
+                <pic:pic xmlns:pic="http://schemas.openxmlformats.org/drawingml/2006/picture">
+                  <pic:nvPicPr>
+                    <pic:cNvPr id="0" name="Picture 46"/>
+                    <pic:cNvPicPr>
+                      <a:picLocks noChangeAspect="1" noChangeArrowheads="1"/>
+                    </pic:cNvPicPr>
+                  </pic:nvPicPr>
+                  <pic:blipFill>
+                    <a:blip r:embed="rId23" cstate="print"/>
+                    <a:srcRect/>
+                    <a:stretch>
+                      <a:fillRect/>
+                    </a:stretch>
+                  </pic:blipFill>
+                  <pic:spPr bwMode="auto">
+                    <a:xfrm>
+                      <a:off x="0" y="0"/>
+                      <a:ext cx="5040000" cy="3413333"/>
+                    </a:xfrm>
+                    <a:prstGeom prst="rect">
+                      <a:avLst/>
+                    </a:prstGeom>
+                    <a:noFill/>
+                    <a:ln w="9525">
+                      <a:noFill/>
+                      <a:miter lim="800000"/>
+                      <a:headEnd/>
+                      <a:tailEnd/>
+                    </a:ln>
+                  </pic:spPr>
+                </pic:pic>
+              </a:graphicData>
+            </a:graphic>
+          </wp:inline>
+        </w:drawing>
+      </w:r>
+    </w:p>
+    <w:p>
+      <w:pPr>
+        <w:pStyle w:val="ListParagraph"/>
+        <w:spacing w:line="276" w:lineRule="auto"/>
+        <w:ind w:left="360"/>
+        <w:jc w:val="center"/>
+        <w:rPr>
+          <w:i/>
+          <w:sz w:val="24"/>
+          <w:szCs w:val="24"/>
+          <w:lang w:val="id-ID"/>
+        </w:rPr>
+      </w:pPr>
+      <w:r>
+        <w:rPr>
+          <w:i/>
+          <w:sz w:val="24"/>
+          <w:szCs w:val="24"/>
+          <w:lang w:val="id-ID"/>
+        </w:rPr>
+        <w:t>Gambar Import Peserta</w:t>
+      </w:r>
+    </w:p>
+    <w:p>
+      <w:pPr>
+        <w:pStyle w:val="ListParagraph"/>
+        <w:numPr>
+          <w:ilvl w:val="1"/>
+          <w:numId w:val="11"/>
+        </w:numPr>
+        <w:spacing w:line="276" w:lineRule="auto"/>
+        <w:jc w:val="both"/>
+        <w:rPr>
+          <w:b/>
+          <w:sz w:val="24"/>
+          <w:szCs w:val="24"/>
+          <w:lang w:val="id-ID"/>
+        </w:rPr>
+      </w:pPr>
+      <w:r>
+        <w:rPr>
+          <w:b/>
+          <w:sz w:val="24"/>
+          <w:szCs w:val="24"/>
+          <w:lang w:val="id-ID"/>
+        </w:rPr>
         <w:t>Cetak kartu</w:t>
       </w:r>
     </w:p>
@@ -5907,7 +5899,6 @@
           <w:noProof/>
           <w:sz w:val="24"/>
           <w:szCs w:val="24"/>
-          <w:lang w:val="id-ID" w:eastAsia="id-ID"/>
         </w:rPr>
         <w:drawing>
           <wp:inline distT="0" distB="0" distL="0" distR="0">
@@ -5927,7 +5918,7 @@
                     </pic:cNvPicPr>
                   </pic:nvPicPr>
                   <pic:blipFill>
-                    <a:blip r:embed="rId23" cstate="print"/>
+                    <a:blip r:embed="rId24" cstate="print"/>
                     <a:srcRect/>
                     <a:stretch>
                       <a:fillRect/>
@@ -6151,7 +6142,6 @@
           <w:noProof/>
           <w:sz w:val="24"/>
           <w:szCs w:val="24"/>
-          <w:lang w:val="id-ID" w:eastAsia="id-ID"/>
         </w:rPr>
         <w:drawing>
           <wp:inline distT="0" distB="0" distL="0" distR="0">
@@ -6171,7 +6161,7 @@
                     </pic:cNvPicPr>
                   </pic:nvPicPr>
                   <pic:blipFill>
-                    <a:blip r:embed="rId24" cstate="print"/>
+                    <a:blip r:embed="rId25" cstate="print"/>
                     <a:srcRect/>
                     <a:stretch>
                       <a:fillRect/>
@@ -6275,7 +6265,6 @@
           <w:noProof/>
           <w:sz w:val="24"/>
           <w:szCs w:val="24"/>
-          <w:lang w:val="id-ID" w:eastAsia="id-ID"/>
         </w:rPr>
         <w:drawing>
           <wp:inline distT="0" distB="0" distL="0" distR="0">
@@ -6295,7 +6284,7 @@
                     </pic:cNvPicPr>
                   </pic:nvPicPr>
                   <pic:blipFill>
-                    <a:blip r:embed="rId25" cstate="print"/>
+                    <a:blip r:embed="rId26" cstate="print"/>
                     <a:srcRect/>
                     <a:stretch>
                       <a:fillRect/>
@@ -6429,7 +6418,6 @@
           <w:noProof/>
           <w:sz w:val="24"/>
           <w:szCs w:val="24"/>
-          <w:lang w:val="id-ID" w:eastAsia="id-ID"/>
         </w:rPr>
         <w:drawing>
           <wp:inline distT="0" distB="0" distL="0" distR="0">
@@ -6449,7 +6437,7 @@
                     </pic:cNvPicPr>
                   </pic:nvPicPr>
                   <pic:blipFill>
-                    <a:blip r:embed="rId26" cstate="print"/>
+                    <a:blip r:embed="rId27" cstate="print"/>
                     <a:srcRect/>
                     <a:stretch>
                       <a:fillRect/>
@@ -6601,7 +6589,6 @@
           <w:noProof/>
           <w:sz w:val="24"/>
           <w:szCs w:val="24"/>
-          <w:lang w:val="id-ID" w:eastAsia="id-ID"/>
         </w:rPr>
         <w:drawing>
           <wp:inline distT="0" distB="0" distL="0" distR="0">
@@ -6621,7 +6608,7 @@
                     </pic:cNvPicPr>
                   </pic:nvPicPr>
                   <pic:blipFill>
-                    <a:blip r:embed="rId27" cstate="print"/>
+                    <a:blip r:embed="rId28" cstate="print"/>
                     <a:srcRect/>
                     <a:stretch>
                       <a:fillRect/>
@@ -6778,7 +6765,6 @@
           <w:noProof/>
           <w:sz w:val="24"/>
           <w:szCs w:val="24"/>
-          <w:lang w:val="id-ID" w:eastAsia="id-ID"/>
         </w:rPr>
         <w:drawing>
           <wp:inline distT="0" distB="0" distL="0" distR="0">
@@ -6798,7 +6784,7 @@
                     </pic:cNvPicPr>
                   </pic:nvPicPr>
                   <pic:blipFill>
-                    <a:blip r:embed="rId28" cstate="print"/>
+                    <a:blip r:embed="rId29" cstate="print"/>
                     <a:srcRect/>
                     <a:stretch>
                       <a:fillRect/>
@@ -6949,7 +6935,6 @@
           <w:noProof/>
           <w:sz w:val="24"/>
           <w:szCs w:val="24"/>
-          <w:lang w:val="id-ID" w:eastAsia="id-ID"/>
         </w:rPr>
         <w:drawing>
           <wp:inline distT="0" distB="0" distL="0" distR="0">
@@ -6969,7 +6954,7 @@
                     </pic:cNvPicPr>
                   </pic:nvPicPr>
                   <pic:blipFill>
-                    <a:blip r:embed="rId29" cstate="print"/>
+                    <a:blip r:embed="rId30" cstate="print"/>
                     <a:srcRect/>
                     <a:stretch>
                       <a:fillRect/>
@@ -7228,7 +7213,6 @@
           <w:noProof/>
           <w:sz w:val="24"/>
           <w:szCs w:val="24"/>
-          <w:lang w:val="id-ID" w:eastAsia="id-ID"/>
         </w:rPr>
         <w:drawing>
           <wp:inline distT="0" distB="0" distL="0" distR="0">
@@ -7248,7 +7232,7 @@
                     </pic:cNvPicPr>
                   </pic:nvPicPr>
                   <pic:blipFill>
-                    <a:blip r:embed="rId30" cstate="print"/>
+                    <a:blip r:embed="rId31" cstate="print"/>
                     <a:srcRect/>
                     <a:stretch>
                       <a:fillRect/>
@@ -7459,7 +7443,6 @@
           <w:noProof/>
           <w:sz w:val="24"/>
           <w:szCs w:val="24"/>
-          <w:lang w:val="id-ID" w:eastAsia="id-ID"/>
         </w:rPr>
         <w:drawing>
           <wp:inline distT="0" distB="0" distL="0" distR="0">
@@ -7479,7 +7462,7 @@
                     </pic:cNvPicPr>
                   </pic:nvPicPr>
                   <pic:blipFill>
-                    <a:blip r:embed="rId31" cstate="print"/>
+                    <a:blip r:embed="rId32" cstate="print"/>
                     <a:srcRect/>
                     <a:stretch>
                       <a:fillRect/>
@@ -7673,7 +7656,6 @@
           <w:noProof/>
           <w:sz w:val="24"/>
           <w:szCs w:val="24"/>
-          <w:lang w:val="id-ID" w:eastAsia="id-ID"/>
         </w:rPr>
         <w:drawing>
           <wp:inline distT="0" distB="0" distL="0" distR="0">
@@ -7693,7 +7675,7 @@
                     </pic:cNvPicPr>
                   </pic:nvPicPr>
                   <pic:blipFill>
-                    <a:blip r:embed="rId32" cstate="print"/>
+                    <a:blip r:embed="rId33" cstate="print"/>
                     <a:srcRect/>
                     <a:stretch>
                       <a:fillRect/>
@@ -7940,7 +7922,6 @@
           <w:noProof/>
           <w:sz w:val="24"/>
           <w:szCs w:val="24"/>
-          <w:lang w:val="id-ID" w:eastAsia="id-ID"/>
         </w:rPr>
         <w:drawing>
           <wp:inline distT="0" distB="0" distL="0" distR="0">
@@ -7960,7 +7941,7 @@
                     </pic:cNvPicPr>
                   </pic:nvPicPr>
                   <pic:blipFill>
-                    <a:blip r:embed="rId33" cstate="print"/>
+                    <a:blip r:embed="rId34" cstate="print"/>
                     <a:srcRect/>
                     <a:stretch>
                       <a:fillRect/>
@@ -8120,7 +8101,6 @@
           <w:noProof/>
           <w:sz w:val="24"/>
           <w:szCs w:val="24"/>
-          <w:lang w:val="id-ID" w:eastAsia="id-ID"/>
         </w:rPr>
         <w:drawing>
           <wp:inline distT="0" distB="0" distL="0" distR="0">
@@ -8135,131 +8115,6 @@
                 <pic:pic xmlns:pic="http://schemas.openxmlformats.org/drawingml/2006/picture">
                   <pic:nvPicPr>
                     <pic:cNvPr id="0" name="Picture 67"/>
-                    <pic:cNvPicPr>
-                      <a:picLocks noChangeAspect="1" noChangeArrowheads="1"/>
-                    </pic:cNvPicPr>
-                  </pic:nvPicPr>
-                  <pic:blipFill>
-                    <a:blip r:embed="rId34" cstate="print"/>
-                    <a:srcRect/>
-                    <a:stretch>
-                      <a:fillRect/>
-                    </a:stretch>
-                  </pic:blipFill>
-                  <pic:spPr bwMode="auto">
-                    <a:xfrm>
-                      <a:off x="0" y="0"/>
-                      <a:ext cx="5040000" cy="3413333"/>
-                    </a:xfrm>
-                    <a:prstGeom prst="rect">
-                      <a:avLst/>
-                    </a:prstGeom>
-                    <a:noFill/>
-                    <a:ln w="9525">
-                      <a:noFill/>
-                      <a:miter lim="800000"/>
-                      <a:headEnd/>
-                      <a:tailEnd/>
-                    </a:ln>
-                  </pic:spPr>
-                </pic:pic>
-              </a:graphicData>
-            </a:graphic>
-          </wp:inline>
-        </w:drawing>
-      </w:r>
-    </w:p>
-    <w:p>
-      <w:pPr>
-        <w:pStyle w:val="ListParagraph"/>
-        <w:spacing w:line="276" w:lineRule="auto"/>
-        <w:ind w:left="360"/>
-        <w:jc w:val="center"/>
-        <w:rPr>
-          <w:sz w:val="24"/>
-          <w:szCs w:val="24"/>
-          <w:lang w:val="id-ID"/>
-        </w:rPr>
-      </w:pPr>
-      <w:r>
-        <w:rPr>
-          <w:i/>
-          <w:sz w:val="24"/>
-          <w:szCs w:val="24"/>
-          <w:lang w:val="id-ID"/>
-        </w:rPr>
-        <w:t>Gambar Daftar User</w:t>
-      </w:r>
-    </w:p>
-    <w:p>
-      <w:pPr>
-        <w:pStyle w:val="ListParagraph"/>
-        <w:spacing w:line="276" w:lineRule="auto"/>
-        <w:ind w:left="360"/>
-        <w:jc w:val="center"/>
-        <w:rPr>
-          <w:sz w:val="24"/>
-          <w:szCs w:val="24"/>
-          <w:lang w:val="id-ID"/>
-        </w:rPr>
-      </w:pPr>
-    </w:p>
-    <w:p>
-      <w:pPr>
-        <w:pStyle w:val="ListParagraph"/>
-        <w:spacing w:line="276" w:lineRule="auto"/>
-        <w:ind w:left="360"/>
-        <w:jc w:val="both"/>
-        <w:rPr>
-          <w:sz w:val="24"/>
-          <w:szCs w:val="24"/>
-          <w:lang w:val="id-ID"/>
-        </w:rPr>
-      </w:pPr>
-      <w:r>
-        <w:rPr>
-          <w:sz w:val="24"/>
-          <w:szCs w:val="24"/>
-          <w:lang w:val="id-ID"/>
-        </w:rPr>
-        <w:lastRenderedPageBreak/>
-        <w:t>Administrator dapat menambah user baru dengan memilih Menu yang ada. Kemudian menambah user sesuai dengan Hak Akses yang akan diberikan.</w:t>
-      </w:r>
-    </w:p>
-    <w:p>
-      <w:pPr>
-        <w:pStyle w:val="ListParagraph"/>
-        <w:spacing w:line="276" w:lineRule="auto"/>
-        <w:ind w:left="360"/>
-        <w:jc w:val="center"/>
-        <w:rPr>
-          <w:b/>
-          <w:sz w:val="24"/>
-          <w:szCs w:val="24"/>
-          <w:lang w:val="id-ID"/>
-        </w:rPr>
-      </w:pPr>
-      <w:r>
-        <w:rPr>
-          <w:b/>
-          <w:noProof/>
-          <w:sz w:val="24"/>
-          <w:szCs w:val="24"/>
-          <w:lang w:val="id-ID" w:eastAsia="id-ID"/>
-        </w:rPr>
-        <w:drawing>
-          <wp:inline distT="0" distB="0" distL="0" distR="0">
-            <wp:extent cx="5040000" cy="3413333"/>
-            <wp:effectExtent l="19050" t="0" r="8250" b="0"/>
-            <wp:docPr id="70" name="Picture 70"/>
-            <wp:cNvGraphicFramePr>
-              <a:graphicFrameLocks xmlns:a="http://schemas.openxmlformats.org/drawingml/2006/main" noChangeAspect="1"/>
-            </wp:cNvGraphicFramePr>
-            <a:graphic xmlns:a="http://schemas.openxmlformats.org/drawingml/2006/main">
-              <a:graphicData uri="http://schemas.openxmlformats.org/drawingml/2006/picture">
-                <pic:pic xmlns:pic="http://schemas.openxmlformats.org/drawingml/2006/picture">
-                  <pic:nvPicPr>
-                    <pic:cNvPr id="0" name="Picture 70"/>
                     <pic:cNvPicPr>
                       <a:picLocks noChangeAspect="1" noChangeArrowheads="1"/>
                     </pic:cNvPicPr>
@@ -8313,80 +8168,42 @@
           <w:szCs w:val="24"/>
           <w:lang w:val="id-ID"/>
         </w:rPr>
-        <w:t>Gambar Tambah User</w:t>
-      </w:r>
-    </w:p>
-    <w:p>
-      <w:pPr>
-        <w:pStyle w:val="ListParagraph"/>
-        <w:spacing w:line="276" w:lineRule="auto"/>
-        <w:ind w:left="360"/>
-        <w:jc w:val="center"/>
-        <w:rPr>
-          <w:sz w:val="24"/>
-          <w:szCs w:val="24"/>
-          <w:lang w:val="id-ID"/>
-        </w:rPr>
-      </w:pPr>
-    </w:p>
-    <w:p>
-      <w:pPr>
-        <w:pStyle w:val="ListParagraph"/>
-        <w:spacing w:line="276" w:lineRule="auto"/>
-        <w:ind w:left="360"/>
-        <w:jc w:val="center"/>
-        <w:rPr>
-          <w:sz w:val="24"/>
-          <w:szCs w:val="24"/>
-          <w:lang w:val="id-ID"/>
-        </w:rPr>
-      </w:pPr>
-    </w:p>
-    <w:p>
-      <w:pPr>
-        <w:pStyle w:val="ListParagraph"/>
-        <w:numPr>
-          <w:ilvl w:val="1"/>
-          <w:numId w:val="16"/>
-        </w:numPr>
-        <w:spacing w:line="276" w:lineRule="auto"/>
-        <w:jc w:val="both"/>
-        <w:rPr>
-          <w:b/>
-          <w:sz w:val="24"/>
-          <w:szCs w:val="24"/>
-          <w:lang w:val="id-ID"/>
-        </w:rPr>
-      </w:pPr>
-      <w:r>
-        <w:rPr>
-          <w:b/>
-          <w:sz w:val="24"/>
-          <w:szCs w:val="24"/>
-          <w:lang w:val="id-ID"/>
-        </w:rPr>
-        <w:t>Pengaturan Level</w:t>
-      </w:r>
-    </w:p>
-    <w:p>
-      <w:pPr>
-        <w:pStyle w:val="ListParagraph"/>
-        <w:spacing w:line="276" w:lineRule="auto"/>
-        <w:ind w:left="360"/>
-        <w:jc w:val="both"/>
-        <w:rPr>
-          <w:sz w:val="24"/>
-          <w:szCs w:val="24"/>
-          <w:lang w:val="id-ID"/>
-        </w:rPr>
-      </w:pPr>
-      <w:r>
-        <w:rPr>
-          <w:sz w:val="24"/>
-          <w:szCs w:val="24"/>
-          <w:lang w:val="id-ID"/>
-        </w:rPr>
-        <w:t>Pada ZYA CBT, Administrator dapat menambah Level Hak Akses sesuai dengan kebutuhan.</w:t>
+        <w:t>Gambar Daftar User</w:t>
+      </w:r>
+    </w:p>
+    <w:p>
+      <w:pPr>
+        <w:pStyle w:val="ListParagraph"/>
+        <w:spacing w:line="276" w:lineRule="auto"/>
+        <w:ind w:left="360"/>
+        <w:jc w:val="center"/>
+        <w:rPr>
+          <w:sz w:val="24"/>
+          <w:szCs w:val="24"/>
+          <w:lang w:val="id-ID"/>
+        </w:rPr>
+      </w:pPr>
+    </w:p>
+    <w:p>
+      <w:pPr>
+        <w:pStyle w:val="ListParagraph"/>
+        <w:spacing w:line="276" w:lineRule="auto"/>
+        <w:ind w:left="360"/>
+        <w:jc w:val="both"/>
+        <w:rPr>
+          <w:sz w:val="24"/>
+          <w:szCs w:val="24"/>
+          <w:lang w:val="id-ID"/>
+        </w:rPr>
+      </w:pPr>
+      <w:r>
+        <w:rPr>
+          <w:sz w:val="24"/>
+          <w:szCs w:val="24"/>
+          <w:lang w:val="id-ID"/>
+        </w:rPr>
+        <w:lastRenderedPageBreak/>
+        <w:t>Administrator dapat menambah user baru dengan memilih Menu yang ada. Kemudian menambah user sesuai dengan Hak Akses yang akan diberikan.</w:t>
       </w:r>
     </w:p>
     <w:p>
@@ -8408,13 +8225,12 @@
           <w:noProof/>
           <w:sz w:val="24"/>
           <w:szCs w:val="24"/>
-          <w:lang w:val="id-ID" w:eastAsia="id-ID"/>
         </w:rPr>
         <w:drawing>
           <wp:inline distT="0" distB="0" distL="0" distR="0">
             <wp:extent cx="5040000" cy="3413333"/>
             <wp:effectExtent l="19050" t="0" r="8250" b="0"/>
-            <wp:docPr id="73" name="Picture 73"/>
+            <wp:docPr id="70" name="Picture 70"/>
             <wp:cNvGraphicFramePr>
               <a:graphicFrameLocks xmlns:a="http://schemas.openxmlformats.org/drawingml/2006/main" noChangeAspect="1"/>
             </wp:cNvGraphicFramePr>
@@ -8422,7 +8238,7 @@
               <a:graphicData uri="http://schemas.openxmlformats.org/drawingml/2006/picture">
                 <pic:pic xmlns:pic="http://schemas.openxmlformats.org/drawingml/2006/picture">
                   <pic:nvPicPr>
-                    <pic:cNvPr id="0" name="Picture 73"/>
+                    <pic:cNvPr id="0" name="Picture 70"/>
                     <pic:cNvPicPr>
                       <a:picLocks noChangeAspect="1" noChangeArrowheads="1"/>
                     </pic:cNvPicPr>
@@ -8464,21 +8280,46 @@
         <w:ind w:left="360"/>
         <w:jc w:val="center"/>
         <w:rPr>
+          <w:sz w:val="24"/>
+          <w:szCs w:val="24"/>
+          <w:lang w:val="id-ID"/>
+        </w:rPr>
+      </w:pPr>
+      <w:r>
+        <w:rPr>
           <w:i/>
           <w:sz w:val="24"/>
           <w:szCs w:val="24"/>
           <w:lang w:val="id-ID"/>
         </w:rPr>
-      </w:pPr>
-      <w:r>
-        <w:rPr>
-          <w:i/>
-          <w:sz w:val="24"/>
-          <w:szCs w:val="24"/>
-          <w:lang w:val="id-ID"/>
-        </w:rPr>
-        <w:t>Gambar Tambah Level</w:t>
-      </w:r>
+        <w:t>Gambar Tambah User</w:t>
+      </w:r>
+    </w:p>
+    <w:p>
+      <w:pPr>
+        <w:pStyle w:val="ListParagraph"/>
+        <w:spacing w:line="276" w:lineRule="auto"/>
+        <w:ind w:left="360"/>
+        <w:jc w:val="center"/>
+        <w:rPr>
+          <w:sz w:val="24"/>
+          <w:szCs w:val="24"/>
+          <w:lang w:val="id-ID"/>
+        </w:rPr>
+      </w:pPr>
+    </w:p>
+    <w:p>
+      <w:pPr>
+        <w:pStyle w:val="ListParagraph"/>
+        <w:spacing w:line="276" w:lineRule="auto"/>
+        <w:ind w:left="360"/>
+        <w:jc w:val="center"/>
+        <w:rPr>
+          <w:sz w:val="24"/>
+          <w:szCs w:val="24"/>
+          <w:lang w:val="id-ID"/>
+        </w:rPr>
+      </w:pPr>
     </w:p>
     <w:p>
       <w:pPr>
@@ -8503,6 +8344,143 @@
           <w:szCs w:val="24"/>
           <w:lang w:val="id-ID"/>
         </w:rPr>
+        <w:t>Pengaturan Level</w:t>
+      </w:r>
+    </w:p>
+    <w:p>
+      <w:pPr>
+        <w:pStyle w:val="ListParagraph"/>
+        <w:spacing w:line="276" w:lineRule="auto"/>
+        <w:ind w:left="360"/>
+        <w:jc w:val="both"/>
+        <w:rPr>
+          <w:sz w:val="24"/>
+          <w:szCs w:val="24"/>
+          <w:lang w:val="id-ID"/>
+        </w:rPr>
+      </w:pPr>
+      <w:r>
+        <w:rPr>
+          <w:sz w:val="24"/>
+          <w:szCs w:val="24"/>
+          <w:lang w:val="id-ID"/>
+        </w:rPr>
+        <w:t>Pada ZYA CBT, Administrator dapat menambah Level Hak Akses sesuai dengan kebutuhan.</w:t>
+      </w:r>
+    </w:p>
+    <w:p>
+      <w:pPr>
+        <w:pStyle w:val="ListParagraph"/>
+        <w:spacing w:line="276" w:lineRule="auto"/>
+        <w:ind w:left="360"/>
+        <w:jc w:val="center"/>
+        <w:rPr>
+          <w:b/>
+          <w:sz w:val="24"/>
+          <w:szCs w:val="24"/>
+          <w:lang w:val="id-ID"/>
+        </w:rPr>
+      </w:pPr>
+      <w:r>
+        <w:rPr>
+          <w:b/>
+          <w:noProof/>
+          <w:sz w:val="24"/>
+          <w:szCs w:val="24"/>
+        </w:rPr>
+        <w:drawing>
+          <wp:inline distT="0" distB="0" distL="0" distR="0">
+            <wp:extent cx="5040000" cy="3413333"/>
+            <wp:effectExtent l="19050" t="0" r="8250" b="0"/>
+            <wp:docPr id="73" name="Picture 73"/>
+            <wp:cNvGraphicFramePr>
+              <a:graphicFrameLocks xmlns:a="http://schemas.openxmlformats.org/drawingml/2006/main" noChangeAspect="1"/>
+            </wp:cNvGraphicFramePr>
+            <a:graphic xmlns:a="http://schemas.openxmlformats.org/drawingml/2006/main">
+              <a:graphicData uri="http://schemas.openxmlformats.org/drawingml/2006/picture">
+                <pic:pic xmlns:pic="http://schemas.openxmlformats.org/drawingml/2006/picture">
+                  <pic:nvPicPr>
+                    <pic:cNvPr id="0" name="Picture 73"/>
+                    <pic:cNvPicPr>
+                      <a:picLocks noChangeAspect="1" noChangeArrowheads="1"/>
+                    </pic:cNvPicPr>
+                  </pic:nvPicPr>
+                  <pic:blipFill>
+                    <a:blip r:embed="rId37" cstate="print"/>
+                    <a:srcRect/>
+                    <a:stretch>
+                      <a:fillRect/>
+                    </a:stretch>
+                  </pic:blipFill>
+                  <pic:spPr bwMode="auto">
+                    <a:xfrm>
+                      <a:off x="0" y="0"/>
+                      <a:ext cx="5040000" cy="3413333"/>
+                    </a:xfrm>
+                    <a:prstGeom prst="rect">
+                      <a:avLst/>
+                    </a:prstGeom>
+                    <a:noFill/>
+                    <a:ln w="9525">
+                      <a:noFill/>
+                      <a:miter lim="800000"/>
+                      <a:headEnd/>
+                      <a:tailEnd/>
+                    </a:ln>
+                  </pic:spPr>
+                </pic:pic>
+              </a:graphicData>
+            </a:graphic>
+          </wp:inline>
+        </w:drawing>
+      </w:r>
+    </w:p>
+    <w:p>
+      <w:pPr>
+        <w:pStyle w:val="ListParagraph"/>
+        <w:spacing w:line="276" w:lineRule="auto"/>
+        <w:ind w:left="360"/>
+        <w:jc w:val="center"/>
+        <w:rPr>
+          <w:i/>
+          <w:sz w:val="24"/>
+          <w:szCs w:val="24"/>
+          <w:lang w:val="id-ID"/>
+        </w:rPr>
+      </w:pPr>
+      <w:r>
+        <w:rPr>
+          <w:i/>
+          <w:sz w:val="24"/>
+          <w:szCs w:val="24"/>
+          <w:lang w:val="id-ID"/>
+        </w:rPr>
+        <w:t>Gambar Tambah Level</w:t>
+      </w:r>
+    </w:p>
+    <w:p>
+      <w:pPr>
+        <w:pStyle w:val="ListParagraph"/>
+        <w:numPr>
+          <w:ilvl w:val="1"/>
+          <w:numId w:val="16"/>
+        </w:numPr>
+        <w:spacing w:line="276" w:lineRule="auto"/>
+        <w:jc w:val="both"/>
+        <w:rPr>
+          <w:b/>
+          <w:sz w:val="24"/>
+          <w:szCs w:val="24"/>
+          <w:lang w:val="id-ID"/>
+        </w:rPr>
+      </w:pPr>
+      <w:r>
+        <w:rPr>
+          <w:b/>
+          <w:sz w:val="24"/>
+          <w:szCs w:val="24"/>
+          <w:lang w:val="id-ID"/>
+        </w:rPr>
         <w:t>Pengaturan Menu</w:t>
       </w:r>
     </w:p>
@@ -8528,8 +8506,8 @@
       </w:r>
     </w:p>
     <w:sectPr>
-      <w:headerReference w:type="default" r:id="rId37"/>
-      <w:footerReference w:type="default" r:id="rId38"/>
+      <w:headerReference w:type="default" r:id="rId38"/>
+      <w:footerReference w:type="default" r:id="rId39"/>
       <w:pgSz w:w="11906" w:h="16838"/>
       <w:pgMar w:top="965" w:right="851" w:bottom="851" w:left="851" w:header="284" w:footer="0" w:gutter="0"/>
       <w:cols w:space="708"/>
@@ -8540,7 +8518,7 @@
 </file>
 
 <file path=word/endnotes.xml><?xml version="1.0" encoding="utf-8"?>
-<w:endnotes xmlns:ve="http://schemas.openxmlformats.org/markup-compatibility/2006" xmlns:o="urn:schemas-microsoft-com:office:office" xmlns:r="http://schemas.openxmlformats.org/officeDocument/2006/relationships" xmlns:m="http://schemas.openxmlformats.org/officeDocument/2006/math" xmlns:v="urn:schemas-microsoft-com:vml" xmlns:wp="http://schemas.openxmlformats.org/drawingml/2006/wordprocessingDrawing" xmlns:w10="urn:schemas-microsoft-com:office:word" xmlns:w="http://schemas.openxmlformats.org/wordprocessingml/2006/main" xmlns:wne="http://schemas.microsoft.com/office/word/2006/wordml">
+<w:endnotes xmlns:wpc="http://schemas.microsoft.com/office/word/2010/wordprocessingCanvas" xmlns:mc="http://schemas.openxmlformats.org/markup-compatibility/2006" xmlns:o="urn:schemas-microsoft-com:office:office" xmlns:r="http://schemas.openxmlformats.org/officeDocument/2006/relationships" xmlns:m="http://schemas.openxmlformats.org/officeDocument/2006/math" xmlns:v="urn:schemas-microsoft-com:vml" xmlns:wp14="http://schemas.microsoft.com/office/word/2010/wordprocessingDrawing" xmlns:wp="http://schemas.openxmlformats.org/drawingml/2006/wordprocessingDrawing" xmlns:w10="urn:schemas-microsoft-com:office:word" xmlns:w="http://schemas.openxmlformats.org/wordprocessingml/2006/main" xmlns:w14="http://schemas.microsoft.com/office/word/2010/wordml" xmlns:wpg="http://schemas.microsoft.com/office/word/2010/wordprocessingGroup" xmlns:wpi="http://schemas.microsoft.com/office/word/2010/wordprocessingInk" xmlns:wne="http://schemas.microsoft.com/office/word/2006/wordml" xmlns:wps="http://schemas.microsoft.com/office/word/2010/wordprocessingShape" mc:Ignorable="w14 wp14">
   <w:endnote w:type="separator" w:id="-1">
     <w:p>
       <w:r>
@@ -8559,7 +8537,7 @@
 </file>
 
 <file path=word/footer1.xml><?xml version="1.0" encoding="utf-8"?>
-<w:ftr xmlns:ve="http://schemas.openxmlformats.org/markup-compatibility/2006" xmlns:o="urn:schemas-microsoft-com:office:office" xmlns:r="http://schemas.openxmlformats.org/officeDocument/2006/relationships" xmlns:m="http://schemas.openxmlformats.org/officeDocument/2006/math" xmlns:v="urn:schemas-microsoft-com:vml" xmlns:wp="http://schemas.openxmlformats.org/drawingml/2006/wordprocessingDrawing" xmlns:w10="urn:schemas-microsoft-com:office:word" xmlns:w="http://schemas.openxmlformats.org/wordprocessingml/2006/main" xmlns:wne="http://schemas.microsoft.com/office/word/2006/wordml">
+<w:ftr xmlns:wpc="http://schemas.microsoft.com/office/word/2010/wordprocessingCanvas" xmlns:mc="http://schemas.openxmlformats.org/markup-compatibility/2006" xmlns:o="urn:schemas-microsoft-com:office:office" xmlns:r="http://schemas.openxmlformats.org/officeDocument/2006/relationships" xmlns:m="http://schemas.openxmlformats.org/officeDocument/2006/math" xmlns:v="urn:schemas-microsoft-com:vml" xmlns:wp14="http://schemas.microsoft.com/office/word/2010/wordprocessingDrawing" xmlns:wp="http://schemas.openxmlformats.org/drawingml/2006/wordprocessingDrawing" xmlns:w10="urn:schemas-microsoft-com:office:word" xmlns:w="http://schemas.openxmlformats.org/wordprocessingml/2006/main" xmlns:w14="http://schemas.microsoft.com/office/word/2010/wordml" xmlns:wpg="http://schemas.microsoft.com/office/word/2010/wordprocessingGroup" xmlns:wpi="http://schemas.microsoft.com/office/word/2010/wordprocessingInk" xmlns:wne="http://schemas.microsoft.com/office/word/2006/wordml" xmlns:wps="http://schemas.microsoft.com/office/word/2010/wordprocessingShape" mc:Ignorable="w14 wp14">
   <w:p/>
   <w:tbl>
     <w:tblPr>
@@ -8573,7 +8551,7 @@
         <w:insideH w:val="none" w:sz="0" w:space="0" w:color="auto"/>
         <w:insideV w:val="none" w:sz="0" w:space="0" w:color="auto"/>
       </w:tblBorders>
-      <w:tblLook w:val="04A0"/>
+      <w:tblLook w:val="04A0" w:firstRow="1" w:lastRow="0" w:firstColumn="1" w:lastColumn="0" w:noHBand="0" w:noVBand="1"/>
     </w:tblPr>
     <w:tblGrid>
       <w:gridCol w:w="5210"/>
@@ -8627,14 +8605,27 @@
               <w:lang w:val="id-ID"/>
             </w:rPr>
           </w:pPr>
-          <w:fldSimple w:instr=" PAGE   \* MERGEFORMAT ">
-            <w:r>
-              <w:rPr>
-                <w:noProof/>
-              </w:rPr>
-              <w:t>2</w:t>
-            </w:r>
-          </w:fldSimple>
+          <w:r>
+            <w:fldChar w:fldCharType="begin"/>
+          </w:r>
+          <w:r>
+            <w:instrText xml:space="preserve"> PAGE   \* MERGEFORMAT </w:instrText>
+          </w:r>
+          <w:r>
+            <w:fldChar w:fldCharType="separate"/>
+          </w:r>
+          <w:r>
+            <w:rPr>
+              <w:noProof/>
+            </w:rPr>
+            <w:t>3</w:t>
+          </w:r>
+          <w:r>
+            <w:rPr>
+              <w:noProof/>
+            </w:rPr>
+            <w:fldChar w:fldCharType="end"/>
+          </w:r>
         </w:p>
       </w:tc>
     </w:tr>
@@ -8651,7 +8642,7 @@
 </file>
 
 <file path=word/footnotes.xml><?xml version="1.0" encoding="utf-8"?>
-<w:footnotes xmlns:ve="http://schemas.openxmlformats.org/markup-compatibility/2006" xmlns:o="urn:schemas-microsoft-com:office:office" xmlns:r="http://schemas.openxmlformats.org/officeDocument/2006/relationships" xmlns:m="http://schemas.openxmlformats.org/officeDocument/2006/math" xmlns:v="urn:schemas-microsoft-com:vml" xmlns:wp="http://schemas.openxmlformats.org/drawingml/2006/wordprocessingDrawing" xmlns:w10="urn:schemas-microsoft-com:office:word" xmlns:w="http://schemas.openxmlformats.org/wordprocessingml/2006/main" xmlns:wne="http://schemas.microsoft.com/office/word/2006/wordml">
+<w:footnotes xmlns:wpc="http://schemas.microsoft.com/office/word/2010/wordprocessingCanvas" xmlns:mc="http://schemas.openxmlformats.org/markup-compatibility/2006" xmlns:o="urn:schemas-microsoft-com:office:office" xmlns:r="http://schemas.openxmlformats.org/officeDocument/2006/relationships" xmlns:m="http://schemas.openxmlformats.org/officeDocument/2006/math" xmlns:v="urn:schemas-microsoft-com:vml" xmlns:wp14="http://schemas.microsoft.com/office/word/2010/wordprocessingDrawing" xmlns:wp="http://schemas.openxmlformats.org/drawingml/2006/wordprocessingDrawing" xmlns:w10="urn:schemas-microsoft-com:office:word" xmlns:w="http://schemas.openxmlformats.org/wordprocessingml/2006/main" xmlns:w14="http://schemas.microsoft.com/office/word/2010/wordml" xmlns:wpg="http://schemas.microsoft.com/office/word/2010/wordprocessingGroup" xmlns:wpi="http://schemas.microsoft.com/office/word/2010/wordprocessingInk" xmlns:wne="http://schemas.microsoft.com/office/word/2006/wordml" xmlns:wps="http://schemas.microsoft.com/office/word/2010/wordprocessingShape" mc:Ignorable="w14 wp14">
   <w:footnote w:type="separator" w:id="-1">
     <w:p>
       <w:r>
@@ -8670,7 +8661,7 @@
 </file>
 
 <file path=word/header1.xml><?xml version="1.0" encoding="utf-8"?>
-<w:hdr xmlns:ve="http://schemas.openxmlformats.org/markup-compatibility/2006" xmlns:o="urn:schemas-microsoft-com:office:office" xmlns:r="http://schemas.openxmlformats.org/officeDocument/2006/relationships" xmlns:m="http://schemas.openxmlformats.org/officeDocument/2006/math" xmlns:v="urn:schemas-microsoft-com:vml" xmlns:wp="http://schemas.openxmlformats.org/drawingml/2006/wordprocessingDrawing" xmlns:w10="urn:schemas-microsoft-com:office:word" xmlns:w="http://schemas.openxmlformats.org/wordprocessingml/2006/main" xmlns:wne="http://schemas.microsoft.com/office/word/2006/wordml">
+<w:hdr xmlns:wpc="http://schemas.microsoft.com/office/word/2010/wordprocessingCanvas" xmlns:mc="http://schemas.openxmlformats.org/markup-compatibility/2006" xmlns:o="urn:schemas-microsoft-com:office:office" xmlns:r="http://schemas.openxmlformats.org/officeDocument/2006/relationships" xmlns:m="http://schemas.openxmlformats.org/officeDocument/2006/math" xmlns:v="urn:schemas-microsoft-com:vml" xmlns:wp14="http://schemas.microsoft.com/office/word/2010/wordprocessingDrawing" xmlns:wp="http://schemas.openxmlformats.org/drawingml/2006/wordprocessingDrawing" xmlns:w10="urn:schemas-microsoft-com:office:word" xmlns:w="http://schemas.openxmlformats.org/wordprocessingml/2006/main" xmlns:w14="http://schemas.microsoft.com/office/word/2010/wordml" xmlns:wpg="http://schemas.microsoft.com/office/word/2010/wordprocessingGroup" xmlns:wpi="http://schemas.microsoft.com/office/word/2010/wordprocessingInk" xmlns:wne="http://schemas.microsoft.com/office/word/2006/wordml" xmlns:wps="http://schemas.microsoft.com/office/word/2010/wordprocessingShape" mc:Ignorable="w14 wp14">
   <w:p>
     <w:pPr>
       <w:pStyle w:val="Header"/>
@@ -8714,7 +8705,7 @@
 </file>
 
 <file path=word/numbering.xml><?xml version="1.0" encoding="utf-8"?>
-<w:numbering xmlns:ve="http://schemas.openxmlformats.org/markup-compatibility/2006" xmlns:o="urn:schemas-microsoft-com:office:office" xmlns:r="http://schemas.openxmlformats.org/officeDocument/2006/relationships" xmlns:m="http://schemas.openxmlformats.org/officeDocument/2006/math" xmlns:v="urn:schemas-microsoft-com:vml" xmlns:wp="http://schemas.openxmlformats.org/drawingml/2006/wordprocessingDrawing" xmlns:w10="urn:schemas-microsoft-com:office:word" xmlns:w="http://schemas.openxmlformats.org/wordprocessingml/2006/main" xmlns:wne="http://schemas.microsoft.com/office/word/2006/wordml">
+<w:numbering xmlns:wpc="http://schemas.microsoft.com/office/word/2010/wordprocessingCanvas" xmlns:mc="http://schemas.openxmlformats.org/markup-compatibility/2006" xmlns:o="urn:schemas-microsoft-com:office:office" xmlns:r="http://schemas.openxmlformats.org/officeDocument/2006/relationships" xmlns:m="http://schemas.openxmlformats.org/officeDocument/2006/math" xmlns:v="urn:schemas-microsoft-com:vml" xmlns:wp14="http://schemas.microsoft.com/office/word/2010/wordprocessingDrawing" xmlns:wp="http://schemas.openxmlformats.org/drawingml/2006/wordprocessingDrawing" xmlns:w10="urn:schemas-microsoft-com:office:word" xmlns:w="http://schemas.openxmlformats.org/wordprocessingml/2006/main" xmlns:w14="http://schemas.microsoft.com/office/word/2010/wordml" xmlns:wpg="http://schemas.microsoft.com/office/word/2010/wordprocessingGroup" xmlns:wpi="http://schemas.microsoft.com/office/word/2010/wordprocessingInk" xmlns:wne="http://schemas.microsoft.com/office/word/2006/wordml" xmlns:wps="http://schemas.microsoft.com/office/word/2010/wordprocessingShape" mc:Ignorable="w14 wp14">
   <w:abstractNum w:abstractNumId="0">
     <w:nsid w:val="021E6F6E"/>
     <w:multiLevelType w:val="hybridMultilevel"/>
@@ -9888,7 +9879,7 @@
 </file>
 
 <file path=word/styles.xml><?xml version="1.0" encoding="utf-8"?>
-<w:styles xmlns:r="http://schemas.openxmlformats.org/officeDocument/2006/relationships" xmlns:w="http://schemas.openxmlformats.org/wordprocessingml/2006/main">
+<w:styles xmlns:mc="http://schemas.openxmlformats.org/markup-compatibility/2006" xmlns:r="http://schemas.openxmlformats.org/officeDocument/2006/relationships" xmlns:w="http://schemas.openxmlformats.org/wordprocessingml/2006/main" xmlns:w14="http://schemas.microsoft.com/office/word/2010/wordml" mc:Ignorable="w14">
   <w:docDefaults>
     <w:rPrDefault>
       <w:rPr>
@@ -10301,7 +10292,6 @@
     <w:uiPriority w:val="99"/>
     <w:semiHidden/>
     <w:unhideWhenUsed/>
-    <w:qFormat/>
     <w:tblPr>
       <w:tblInd w:w="0" w:type="dxa"/>
       <w:tblCellMar>
@@ -10619,6 +10609,196 @@
 </w:styles>
 </file>
 
+<file path=word/stylesWithEffects.xml><?xml version="1.0" encoding="utf-8"?>
+<w:styles xmlns:wpc="http://schemas.microsoft.com/office/word/2010/wordprocessingCanvas" xmlns:mc="http://schemas.openxmlformats.org/markup-compatibility/2006" xmlns:o="urn:schemas-microsoft-com:office:office" xmlns:r="http://schemas.openxmlformats.org/officeDocument/2006/relationships" xmlns:m="http://schemas.openxmlformats.org/officeDocument/2006/math" xmlns:v="urn:schemas-microsoft-com:vml" xmlns:wp14="http://schemas.microsoft.com/office/word/2010/wordprocessingDrawing" xmlns:wp="http://schemas.openxmlformats.org/drawingml/2006/wordprocessingDrawing" xmlns:w10="urn:schemas-microsoft-com:office:word" xmlns:w="http://schemas.openxmlformats.org/wordprocessingml/2006/main" xmlns:w14="http://schemas.microsoft.com/office/word/2010/wordml" xmlns:wpg="http://schemas.microsoft.com/office/word/2010/wordprocessingGroup" xmlns:wpi="http://schemas.microsoft.com/office/word/2010/wordprocessingInk" xmlns:wne="http://schemas.microsoft.com/office/word/2006/wordml" xmlns:wps="http://schemas.microsoft.com/office/word/2010/wordprocessingShape" mc:Ignorable="w14 wp14">
+  <w:docDefaults>
+    <w:rPrDefault>
+      <w:rPr>
+        <w:rFonts w:asciiTheme="minorHAnsi" w:eastAsiaTheme="minorEastAsia" w:hAnsiTheme="minorHAnsi" w:cstheme="minorBidi"/>
+        <w:sz w:val="22"/>
+        <w:szCs w:val="22"/>
+        <w:lang w:val="en-US" w:eastAsia="en-US" w:bidi="ar-SA"/>
+      </w:rPr>
+    </w:rPrDefault>
+    <w:pPrDefault>
+      <w:pPr>
+        <w:spacing w:after="200" w:line="276" w:lineRule="auto"/>
+      </w:pPr>
+    </w:pPrDefault>
+  </w:docDefaults>
+  <w:latentStyles w:defLockedState="0" w:defUIPriority="99" w:defSemiHidden="1" w:defUnhideWhenUsed="1" w:defQFormat="0" w:count="267">
+    <w:lsdException w:name="Normal" w:semiHidden="0" w:uiPriority="0" w:unhideWhenUsed="0" w:qFormat="1"/>
+    <w:lsdException w:name="heading 1" w:semiHidden="0" w:uiPriority="9" w:unhideWhenUsed="0" w:qFormat="1"/>
+    <w:lsdException w:name="heading 2" w:uiPriority="9" w:qFormat="1"/>
+    <w:lsdException w:name="heading 3" w:uiPriority="9" w:qFormat="1"/>
+    <w:lsdException w:name="heading 4" w:uiPriority="9" w:qFormat="1"/>
+    <w:lsdException w:name="heading 5" w:uiPriority="9" w:qFormat="1"/>
+    <w:lsdException w:name="heading 6" w:uiPriority="9" w:qFormat="1"/>
+    <w:lsdException w:name="heading 7" w:uiPriority="9" w:qFormat="1"/>
+    <w:lsdException w:name="heading 8" w:uiPriority="9" w:qFormat="1"/>
+    <w:lsdException w:name="heading 9" w:uiPriority="9" w:qFormat="1"/>
+    <w:lsdException w:name="toc 1" w:uiPriority="39"/>
+    <w:lsdException w:name="toc 2" w:uiPriority="39"/>
+    <w:lsdException w:name="toc 3" w:uiPriority="39"/>
+    <w:lsdException w:name="toc 4" w:uiPriority="39"/>
+    <w:lsdException w:name="toc 5" w:uiPriority="39"/>
+    <w:lsdException w:name="toc 6" w:uiPriority="39"/>
+    <w:lsdException w:name="toc 7" w:uiPriority="39"/>
+    <w:lsdException w:name="toc 8" w:uiPriority="39"/>
+    <w:lsdException w:name="toc 9" w:uiPriority="39"/>
+    <w:lsdException w:name="caption" w:uiPriority="35" w:qFormat="1"/>
+    <w:lsdException w:name="Title" w:semiHidden="0" w:uiPriority="10" w:unhideWhenUsed="0" w:qFormat="1"/>
+    <w:lsdException w:name="Default Paragraph Font" w:uiPriority="1"/>
+    <w:lsdException w:name="Subtitle" w:semiHidden="0" w:uiPriority="11" w:unhideWhenUsed="0" w:qFormat="1"/>
+    <w:lsdException w:name="Strong" w:semiHidden="0" w:uiPriority="22" w:unhideWhenUsed="0" w:qFormat="1"/>
+    <w:lsdException w:name="Emphasis" w:semiHidden="0" w:uiPriority="20" w:unhideWhenUsed="0" w:qFormat="1"/>
+    <w:lsdException w:name="Table Grid" w:semiHidden="0" w:uiPriority="59" w:unhideWhenUsed="0"/>
+    <w:lsdException w:name="Placeholder Text" w:unhideWhenUsed="0"/>
+    <w:lsdException w:name="No Spacing" w:semiHidden="0" w:uiPriority="1" w:unhideWhenUsed="0" w:qFormat="1"/>
+    <w:lsdException w:name="Light Shading" w:semiHidden="0" w:uiPriority="60" w:unhideWhenUsed="0"/>
+    <w:lsdException w:name="Light List" w:semiHidden="0" w:uiPriority="61" w:unhideWhenUsed="0"/>
+    <w:lsdException w:name="Light Grid" w:semiHidden="0" w:uiPriority="62" w:unhideWhenUsed="0"/>
+    <w:lsdException w:name="Medium Shading 1" w:semiHidden="0" w:uiPriority="63" w:unhideWhenUsed="0"/>
+    <w:lsdException w:name="Medium Shading 2" w:semiHidden="0" w:uiPriority="64" w:unhideWhenUsed="0"/>
+    <w:lsdException w:name="Medium List 1" w:semiHidden="0" w:uiPriority="65" w:unhideWhenUsed="0"/>
+    <w:lsdException w:name="Medium List 2" w:semiHidden="0" w:uiPriority="66" w:unhideWhenUsed="0"/>
+    <w:lsdException w:name="Medium Grid 1" w:semiHidden="0" w:uiPriority="67" w:unhideWhenUsed="0"/>
+    <w:lsdException w:name="Medium Grid 2" w:semiHidden="0" w:uiPriority="68" w:unhideWhenUsed="0"/>
+    <w:lsdException w:name="Medium Grid 3" w:semiHidden="0" w:uiPriority="69" w:unhideWhenUsed="0"/>
+    <w:lsdException w:name="Dark List" w:semiHidden="0" w:uiPriority="70" w:unhideWhenUsed="0"/>
+    <w:lsdException w:name="Colorful Shading" w:semiHidden="0" w:uiPriority="71" w:unhideWhenUsed="0"/>
+    <w:lsdException w:name="Colorful List" w:semiHidden="0" w:uiPriority="72" w:unhideWhenUsed="0"/>
+    <w:lsdException w:name="Colorful Grid" w:semiHidden="0" w:uiPriority="73" w:unhideWhenUsed="0"/>
+    <w:lsdException w:name="Light Shading Accent 1" w:semiHidden="0" w:uiPriority="60" w:unhideWhenUsed="0"/>
+    <w:lsdException w:name="Light List Accent 1" w:semiHidden="0" w:uiPriority="61" w:unhideWhenUsed="0"/>
+    <w:lsdException w:name="Light Grid Accent 1" w:semiHidden="0" w:uiPriority="62" w:unhideWhenUsed="0"/>
+    <w:lsdException w:name="Medium Shading 1 Accent 1" w:semiHidden="0" w:uiPriority="63" w:unhideWhenUsed="0"/>
+    <w:lsdException w:name="Medium Shading 2 Accent 1" w:semiHidden="0" w:uiPriority="64" w:unhideWhenUsed="0"/>
+    <w:lsdException w:name="Medium List 1 Accent 1" w:semiHidden="0" w:uiPriority="65" w:unhideWhenUsed="0"/>
+    <w:lsdException w:name="Revision" w:unhideWhenUsed="0"/>
+    <w:lsdException w:name="List Paragraph" w:semiHidden="0" w:uiPriority="34" w:unhideWhenUsed="0" w:qFormat="1"/>
+    <w:lsdException w:name="Quote" w:semiHidden="0" w:uiPriority="29" w:unhideWhenUsed="0" w:qFormat="1"/>
+    <w:lsdException w:name="Intense Quote" w:semiHidden="0" w:uiPriority="30" w:unhideWhenUsed="0" w:qFormat="1"/>
+    <w:lsdException w:name="Medium List 2 Accent 1" w:semiHidden="0" w:uiPriority="66" w:unhideWhenUsed="0"/>
+    <w:lsdException w:name="Medium Grid 1 Accent 1" w:semiHidden="0" w:uiPriority="67" w:unhideWhenUsed="0"/>
+    <w:lsdException w:name="Medium Grid 2 Accent 1" w:semiHidden="0" w:uiPriority="68" w:unhideWhenUsed="0"/>
+    <w:lsdException w:name="Medium Grid 3 Accent 1" w:semiHidden="0" w:uiPriority="69" w:unhideWhenUsed="0"/>
+    <w:lsdException w:name="Dark List Accent 1" w:semiHidden="0" w:uiPriority="70" w:unhideWhenUsed="0"/>
+    <w:lsdException w:name="Colorful Shading Accent 1" w:semiHidden="0" w:uiPriority="71" w:unhideWhenUsed="0"/>
+    <w:lsdException w:name="Colorful List Accent 1" w:semiHidden="0" w:uiPriority="72" w:unhideWhenUsed="0"/>
+    <w:lsdException w:name="Colorful Grid Accent 1" w:semiHidden="0" w:uiPriority="73" w:unhideWhenUsed="0"/>
+    <w:lsdException w:name="Light Shading Accent 2" w:semiHidden="0" w:uiPriority="60" w:unhideWhenUsed="0"/>
+    <w:lsdException w:name="Light List Accent 2" w:semiHidden="0" w:uiPriority="61" w:unhideWhenUsed="0"/>
+    <w:lsdException w:name="Light Grid Accent 2" w:semiHidden="0" w:uiPriority="62" w:unhideWhenUsed="0"/>
+    <w:lsdException w:name="Medium Shading 1 Accent 2" w:semiHidden="0" w:uiPriority="63" w:unhideWhenUsed="0"/>
+    <w:lsdException w:name="Medium Shading 2 Accent 2" w:semiHidden="0" w:uiPriority="64" w:unhideWhenUsed="0"/>
+    <w:lsdException w:name="Medium List 1 Accent 2" w:semiHidden="0" w:uiPriority="65" w:unhideWhenUsed="0"/>
+    <w:lsdException w:name="Medium List 2 Accent 2" w:semiHidden="0" w:uiPriority="66" w:unhideWhenUsed="0"/>
+    <w:lsdException w:name="Medium Grid 1 Accent 2" w:semiHidden="0" w:uiPriority="67" w:unhideWhenUsed="0"/>
+    <w:lsdException w:name="Medium Grid 2 Accent 2" w:semiHidden="0" w:uiPriority="68" w:unhideWhenUsed="0"/>
+    <w:lsdException w:name="Medium Grid 3 Accent 2" w:semiHidden="0" w:uiPriority="69" w:unhideWhenUsed="0"/>
+    <w:lsdException w:name="Dark List Accent 2" w:semiHidden="0" w:uiPriority="70" w:unhideWhenUsed="0"/>
+    <w:lsdException w:name="Colorful Shading Accent 2" w:semiHidden="0" w:uiPriority="71" w:unhideWhenUsed="0"/>
+    <w:lsdException w:name="Colorful List Accent 2" w:semiHidden="0" w:uiPriority="72" w:unhideWhenUsed="0"/>
+    <w:lsdException w:name="Colorful Grid Accent 2" w:semiHidden="0" w:uiPriority="73" w:unhideWhenUsed="0"/>
+    <w:lsdException w:name="Light Shading Accent 3" w:semiHidden="0" w:uiPriority="60" w:unhideWhenUsed="0"/>
+    <w:lsdException w:name="Light List Accent 3" w:semiHidden="0" w:uiPriority="61" w:unhideWhenUsed="0"/>
+    <w:lsdException w:name="Light Grid Accent 3" w:semiHidden="0" w:uiPriority="62" w:unhideWhenUsed="0"/>
+    <w:lsdException w:name="Medium Shading 1 Accent 3" w:semiHidden="0" w:uiPriority="63" w:unhideWhenUsed="0"/>
+    <w:lsdException w:name="Medium Shading 2 Accent 3" w:semiHidden="0" w:uiPriority="64" w:unhideWhenUsed="0"/>
+    <w:lsdException w:name="Medium List 1 Accent 3" w:semiHidden="0" w:uiPriority="65" w:unhideWhenUsed="0"/>
+    <w:lsdException w:name="Medium List 2 Accent 3" w:semiHidden="0" w:uiPriority="66" w:unhideWhenUsed="0"/>
+    <w:lsdException w:name="Medium Grid 1 Accent 3" w:semiHidden="0" w:uiPriority="67" w:unhideWhenUsed="0"/>
+    <w:lsdException w:name="Medium Grid 2 Accent 3" w:semiHidden="0" w:uiPriority="68" w:unhideWhenUsed="0"/>
+    <w:lsdException w:name="Medium Grid 3 Accent 3" w:semiHidden="0" w:uiPriority="69" w:unhideWhenUsed="0"/>
+    <w:lsdException w:name="Dark List Accent 3" w:semiHidden="0" w:uiPriority="70" w:unhideWhenUsed="0"/>
+    <w:lsdException w:name="Colorful Shading Accent 3" w:semiHidden="0" w:uiPriority="71" w:unhideWhenUsed="0"/>
+    <w:lsdException w:name="Colorful List Accent 3" w:semiHidden="0" w:uiPriority="72" w:unhideWhenUsed="0"/>
+    <w:lsdException w:name="Colorful Grid Accent 3" w:semiHidden="0" w:uiPriority="73" w:unhideWhenUsed="0"/>
+    <w:lsdException w:name="Light Shading Accent 4" w:semiHidden="0" w:uiPriority="60" w:unhideWhenUsed="0"/>
+    <w:lsdException w:name="Light List Accent 4" w:semiHidden="0" w:uiPriority="61" w:unhideWhenUsed="0"/>
+    <w:lsdException w:name="Light Grid Accent 4" w:semiHidden="0" w:uiPriority="62" w:unhideWhenUsed="0"/>
+    <w:lsdException w:name="Medium Shading 1 Accent 4" w:semiHidden="0" w:uiPriority="63" w:unhideWhenUsed="0"/>
+    <w:lsdException w:name="Medium Shading 2 Accent 4" w:semiHidden="0" w:uiPriority="64" w:unhideWhenUsed="0"/>
+    <w:lsdException w:name="Medium List 1 Accent 4" w:semiHidden="0" w:uiPriority="65" w:unhideWhenUsed="0"/>
+    <w:lsdException w:name="Medium List 2 Accent 4" w:semiHidden="0" w:uiPriority="66" w:unhideWhenUsed="0"/>
+    <w:lsdException w:name="Medium Grid 1 Accent 4" w:semiHidden="0" w:uiPriority="67" w:unhideWhenUsed="0"/>
+    <w:lsdException w:name="Medium Grid 2 Accent 4" w:semiHidden="0" w:uiPriority="68" w:unhideWhenUsed="0"/>
+    <w:lsdException w:name="Medium Grid 3 Accent 4" w:semiHidden="0" w:uiPriority="69" w:unhideWhenUsed="0"/>
+    <w:lsdException w:name="Dark List Accent 4" w:semiHidden="0" w:uiPriority="70" w:unhideWhenUsed="0"/>
+    <w:lsdException w:name="Colorful Shading Accent 4" w:semiHidden="0" w:uiPriority="71" w:unhideWhenUsed="0"/>
+    <w:lsdException w:name="Colorful List Accent 4" w:semiHidden="0" w:uiPriority="72" w:unhideWhenUsed="0"/>
+    <w:lsdException w:name="Colorful Grid Accent 4" w:semiHidden="0" w:uiPriority="73" w:unhideWhenUsed="0"/>
+    <w:lsdException w:name="Light Shading Accent 5" w:semiHidden="0" w:uiPriority="60" w:unhideWhenUsed="0"/>
+    <w:lsdException w:name="Light List Accent 5" w:semiHidden="0" w:uiPriority="61" w:unhideWhenUsed="0"/>
+    <w:lsdException w:name="Light Grid Accent 5" w:semiHidden="0" w:uiPriority="62" w:unhideWhenUsed="0"/>
+    <w:lsdException w:name="Medium Shading 1 Accent 5" w:semiHidden="0" w:uiPriority="63" w:unhideWhenUsed="0"/>
+    <w:lsdException w:name="Medium Shading 2 Accent 5" w:semiHidden="0" w:uiPriority="64" w:unhideWhenUsed="0"/>
+    <w:lsdException w:name="Medium List 1 Accent 5" w:semiHidden="0" w:uiPriority="65" w:unhideWhenUsed="0"/>
+    <w:lsdException w:name="Medium List 2 Accent 5" w:semiHidden="0" w:uiPriority="66" w:unhideWhenUsed="0"/>
+    <w:lsdException w:name="Medium Grid 1 Accent 5" w:semiHidden="0" w:uiPriority="67" w:unhideWhenUsed="0"/>
+    <w:lsdException w:name="Medium Grid 2 Accent 5" w:semiHidden="0" w:uiPriority="68" w:unhideWhenUsed="0"/>
+    <w:lsdException w:name="Medium Grid 3 Accent 5" w:semiHidden="0" w:uiPriority="69" w:unhideWhenUsed="0"/>
+    <w:lsdException w:name="Dark List Accent 5" w:semiHidden="0" w:uiPriority="70" w:unhideWhenUsed="0"/>
+    <w:lsdException w:name="Colorful Shading Accent 5" w:semiHidden="0" w:uiPriority="71" w:unhideWhenUsed="0"/>
+    <w:lsdException w:name="Colorful List Accent 5" w:semiHidden="0" w:uiPriority="72" w:unhideWhenUsed="0"/>
+    <w:lsdException w:name="Colorful Grid Accent 5" w:semiHidden="0" w:uiPriority="73" w:unhideWhenUsed="0"/>
+    <w:lsdException w:name="Light Shading Accent 6" w:semiHidden="0" w:uiPriority="60" w:unhideWhenUsed="0"/>
+    <w:lsdException w:name="Light List Accent 6" w:semiHidden="0" w:uiPriority="61" w:unhideWhenUsed="0"/>
+    <w:lsdException w:name="Light Grid Accent 6" w:semiHidden="0" w:uiPriority="62" w:unhideWhenUsed="0"/>
+    <w:lsdException w:name="Medium Shading 1 Accent 6" w:semiHidden="0" w:uiPriority="63" w:unhideWhenUsed="0"/>
+    <w:lsdException w:name="Medium Shading 2 Accent 6" w:semiHidden="0" w:uiPriority="64" w:unhideWhenUsed="0"/>
+    <w:lsdException w:name="Medium List 1 Accent 6" w:semiHidden="0" w:uiPriority="65" w:unhideWhenUsed="0"/>
+    <w:lsdException w:name="Medium List 2 Accent 6" w:semiHidden="0" w:uiPriority="66" w:unhideWhenUsed="0"/>
+    <w:lsdException w:name="Medium Grid 1 Accent 6" w:semiHidden="0" w:uiPriority="67" w:unhideWhenUsed="0"/>
+    <w:lsdException w:name="Medium Grid 2 Accent 6" w:semiHidden="0" w:uiPriority="68" w:unhideWhenUsed="0"/>
+    <w:lsdException w:name="Medium Grid 3 Accent 6" w:semiHidden="0" w:uiPriority="69" w:unhideWhenUsed="0"/>
+    <w:lsdException w:name="Dark List Accent 6" w:semiHidden="0" w:uiPriority="70" w:unhideWhenUsed="0"/>
+    <w:lsdException w:name="Colorful Shading Accent 6" w:semiHidden="0" w:uiPriority="71" w:unhideWhenUsed="0"/>
+    <w:lsdException w:name="Colorful List Accent 6" w:semiHidden="0" w:uiPriority="72" w:unhideWhenUsed="0"/>
+    <w:lsdException w:name="Colorful Grid Accent 6" w:semiHidden="0" w:uiPriority="73" w:unhideWhenUsed="0"/>
+    <w:lsdException w:name="Subtle Emphasis" w:semiHidden="0" w:uiPriority="19" w:unhideWhenUsed="0" w:qFormat="1"/>
+    <w:lsdException w:name="Intense Emphasis" w:semiHidden="0" w:uiPriority="21" w:unhideWhenUsed="0" w:qFormat="1"/>
+    <w:lsdException w:name="Subtle Reference" w:semiHidden="0" w:uiPriority="31" w:unhideWhenUsed="0" w:qFormat="1"/>
+    <w:lsdException w:name="Intense Reference" w:semiHidden="0" w:uiPriority="32" w:unhideWhenUsed="0" w:qFormat="1"/>
+    <w:lsdException w:name="Book Title" w:semiHidden="0" w:uiPriority="33" w:unhideWhenUsed="0" w:qFormat="1"/>
+    <w:lsdException w:name="Bibliography" w:uiPriority="37"/>
+    <w:lsdException w:name="TOC Heading" w:uiPriority="39" w:qFormat="1"/>
+  </w:latentStyles>
+  <w:style w:type="paragraph" w:default="1" w:styleId="Normal">
+    <w:name w:val="Normal"/>
+    <w:qFormat/>
+  </w:style>
+  <w:style w:type="character" w:default="1" w:styleId="DefaultParagraphFont">
+    <w:name w:val="Default Paragraph Font"/>
+    <w:uiPriority w:val="1"/>
+    <w:semiHidden/>
+    <w:unhideWhenUsed/>
+  </w:style>
+  <w:style w:type="table" w:default="1" w:styleId="TableNormal">
+    <w:name w:val="Normal Table"/>
+    <w:uiPriority w:val="99"/>
+    <w:semiHidden/>
+    <w:unhideWhenUsed/>
+    <w:tblPr>
+      <w:tblInd w:w="0" w:type="dxa"/>
+      <w:tblCellMar>
+        <w:top w:w="0" w:type="dxa"/>
+        <w:left w:w="108" w:type="dxa"/>
+        <w:bottom w:w="0" w:type="dxa"/>
+        <w:right w:w="108" w:type="dxa"/>
+      </w:tblCellMar>
+    </w:tblPr>
+  </w:style>
+  <w:style w:type="numbering" w:default="1" w:styleId="NoList">
+    <w:name w:val="No List"/>
+    <w:uiPriority w:val="99"/>
+    <w:semiHidden/>
+    <w:unhideWhenUsed/>
+  </w:style>
+</w:styles>
+</file>
+
 <file path=word/theme/theme1.xml><?xml version="1.0" encoding="utf-8"?>
 <a:theme xmlns:a="http://schemas.openxmlformats.org/drawingml/2006/main" name="Office Theme">
   <a:themeElements>
